--- a/assets/resume/YSResume2025.docx
+++ b/assets/resume/YSResume2025.docx
@@ -1644,25 +1644,14 @@
         </w:rPr>
         <w:t xml:space="preserve"> </w:t>
       </w:r>
-      <w:proofErr w:type="spellStart"/>
-      <w:r>
-        <w:rPr>
-          <w:rFonts w:ascii="Georgia" w:eastAsia="Batang" w:hAnsi="Georgia"/>
-          <w:i/>
-          <w:spacing w:val="-6"/>
-          <w:sz w:val="20"/>
-        </w:rPr>
-        <w:t>Guanghan</w:t>
-      </w:r>
-      <w:proofErr w:type="spellEnd"/>
-      <w:r>
-        <w:rPr>
-          <w:rFonts w:ascii="Georgia" w:eastAsia="Batang" w:hAnsi="Georgia"/>
-          <w:i/>
-          <w:spacing w:val="-6"/>
-          <w:sz w:val="20"/>
-        </w:rPr>
-        <w:t xml:space="preserve"> Wang</w:t>
+      <w:r>
+        <w:rPr>
+          <w:rFonts w:ascii="Georgia" w:eastAsia="Batang" w:hAnsi="Georgia"/>
+          <w:i/>
+          <w:spacing w:val="-6"/>
+          <w:sz w:val="20"/>
+        </w:rPr>
+        <w:t>Guanghan Wang</w:t>
       </w:r>
       <w:r>
         <w:rPr>
@@ -1713,27 +1702,7 @@
           <w:spacing w:val="-6"/>
           <w:sz w:val="20"/>
         </w:rPr>
-        <w:t xml:space="preserve">Sam </w:t>
-      </w:r>
-      <w:proofErr w:type="spellStart"/>
-      <w:r>
-        <w:rPr>
-          <w:rFonts w:ascii="Georgia" w:eastAsia="Batang" w:hAnsi="Georgia"/>
-          <w:i/>
-          <w:spacing w:val="-6"/>
-          <w:sz w:val="20"/>
-        </w:rPr>
-        <w:t>Boshar</w:t>
-      </w:r>
-      <w:proofErr w:type="spellEnd"/>
-      <w:r>
-        <w:rPr>
-          <w:rFonts w:ascii="Georgia" w:eastAsia="Batang" w:hAnsi="Georgia"/>
-          <w:i/>
-          <w:spacing w:val="-6"/>
-          <w:sz w:val="20"/>
-        </w:rPr>
-        <w:t>,</w:t>
+        <w:t>Sam Boshar,</w:t>
       </w:r>
       <w:r>
         <w:rPr>
@@ -1751,27 +1720,7 @@
           <w:spacing w:val="-6"/>
           <w:sz w:val="20"/>
         </w:rPr>
-        <w:t>Hugo Dalla-</w:t>
-      </w:r>
-      <w:proofErr w:type="spellStart"/>
-      <w:r>
-        <w:rPr>
-          <w:rFonts w:ascii="Georgia" w:eastAsia="Batang" w:hAnsi="Georgia"/>
-          <w:i/>
-          <w:spacing w:val="-6"/>
-          <w:sz w:val="20"/>
-        </w:rPr>
-        <w:t>torre</w:t>
-      </w:r>
-      <w:proofErr w:type="spellEnd"/>
-      <w:r>
-        <w:rPr>
-          <w:rFonts w:ascii="Georgia" w:eastAsia="Batang" w:hAnsi="Georgia"/>
-          <w:i/>
-          <w:spacing w:val="-6"/>
-          <w:sz w:val="20"/>
-        </w:rPr>
-        <w:t xml:space="preserve">, Bernardo P de Almeida, </w:t>
+        <w:t xml:space="preserve">Hugo Dalla-torre, Bernardo P de Almeida, </w:t>
       </w:r>
     </w:p>
     <w:p>
@@ -2412,14 +2361,31 @@
           <w:szCs w:val="28"/>
         </w:rPr>
       </w:pPr>
-      <w:r>
-        <w:rPr>
-          <w:rFonts w:ascii="Georgia" w:eastAsia="Batang" w:hAnsi="Georgia"/>
-          <w:iCs/>
-          <w:spacing w:val="-6"/>
-          <w:sz w:val="21"/>
-          <w:szCs w:val="28"/>
-        </w:rPr>
+    </w:p>
+    <w:p>
+      <w:pPr>
+        <w:tabs>
+          <w:tab w:val="left" w:pos="720"/>
+          <w:tab w:val="right" w:pos="10080"/>
+        </w:tabs>
+        <w:spacing w:line="276" w:lineRule="auto"/>
+        <w:rPr>
+          <w:rFonts w:ascii="Georgia" w:eastAsia="Batang" w:hAnsi="Georgia"/>
+          <w:iCs/>
+          <w:spacing w:val="-6"/>
+          <w:sz w:val="21"/>
+          <w:szCs w:val="28"/>
+        </w:rPr>
+      </w:pPr>
+      <w:r>
+        <w:rPr>
+          <w:rFonts w:ascii="Georgia" w:eastAsia="Batang" w:hAnsi="Georgia"/>
+          <w:iCs/>
+          <w:spacing w:val="-6"/>
+          <w:sz w:val="21"/>
+          <w:szCs w:val="28"/>
+        </w:rPr>
+        <w:lastRenderedPageBreak/>
         <w:t>InfoDiffusion: Representation Learning</w:t>
       </w:r>
       <w:r>
@@ -2468,7 +2434,6 @@
           <w:sz w:val="21"/>
           <w:szCs w:val="28"/>
         </w:rPr>
-        <w:lastRenderedPageBreak/>
         <w:t>Using Information Maximizing Diffusion Models</w:t>
       </w:r>
       <w:r>
@@ -5019,6 +4984,218 @@
           <w:sz w:val="21"/>
           <w:szCs w:val="28"/>
         </w:rPr>
+        <w:t>Remasking Discrete Diffusion Models with Inference-Time Scaling</w:t>
+      </w:r>
+      <w:r>
+        <w:rPr>
+          <w:rFonts w:ascii="Georgia" w:eastAsia="Batang" w:hAnsi="Georgia"/>
+          <w:iCs/>
+          <w:spacing w:val="-6"/>
+          <w:sz w:val="21"/>
+          <w:szCs w:val="28"/>
+        </w:rPr>
+        <w:tab/>
+      </w:r>
+      <w:hyperlink r:id="rId28" w:history="1">
+        <w:r>
+          <w:rPr>
+            <w:rStyle w:val="Hyperlink"/>
+            <w:rFonts w:ascii="Georgia" w:eastAsia="Batang" w:hAnsi="Georgia"/>
+            <w:spacing w:val="-6"/>
+            <w:sz w:val="21"/>
+            <w:szCs w:val="28"/>
+          </w:rPr>
+          <w:t>ICLR Workshop 2025</w:t>
+        </w:r>
+      </w:hyperlink>
+    </w:p>
+    <w:p>
+      <w:pPr>
+        <w:tabs>
+          <w:tab w:val="left" w:pos="720"/>
+          <w:tab w:val="right" w:pos="10080"/>
+        </w:tabs>
+        <w:spacing w:line="276" w:lineRule="auto"/>
+        <w:rPr>
+          <w:rFonts w:ascii="Georgia" w:eastAsia="Batang" w:hAnsi="Georgia"/>
+          <w:i/>
+          <w:spacing w:val="-6"/>
+          <w:sz w:val="20"/>
+        </w:rPr>
+      </w:pPr>
+      <w:r>
+        <w:rPr>
+          <w:rFonts w:ascii="Georgia" w:eastAsia="Batang" w:hAnsi="Georgia"/>
+          <w:i/>
+          <w:spacing w:val="-6"/>
+          <w:sz w:val="20"/>
+        </w:rPr>
+        <w:t>Guanghan Wang</w:t>
+      </w:r>
+      <w:r>
+        <w:rPr>
+          <w:rFonts w:ascii="Georgia" w:eastAsia="Batang" w:hAnsi="Georgia"/>
+          <w:i/>
+          <w:spacing w:val="-6"/>
+          <w:sz w:val="20"/>
+        </w:rPr>
+        <w:t>*</w:t>
+      </w:r>
+      <w:r>
+        <w:rPr>
+          <w:rFonts w:ascii="Georgia" w:eastAsia="Batang" w:hAnsi="Georgia"/>
+          <w:i/>
+          <w:spacing w:val="-6"/>
+          <w:sz w:val="20"/>
+        </w:rPr>
+        <w:t xml:space="preserve">, </w:t>
+      </w:r>
+      <w:r>
+        <w:rPr>
+          <w:rFonts w:ascii="Georgia" w:eastAsia="Batang" w:hAnsi="Georgia"/>
+          <w:b/>
+          <w:bCs/>
+          <w:i/>
+          <w:spacing w:val="-6"/>
+          <w:sz w:val="20"/>
+        </w:rPr>
+        <w:t>Yair Schiff</w:t>
+      </w:r>
+      <w:r>
+        <w:rPr>
+          <w:rFonts w:ascii="Georgia" w:eastAsia="Batang" w:hAnsi="Georgia"/>
+          <w:b/>
+          <w:bCs/>
+          <w:i/>
+          <w:spacing w:val="-6"/>
+          <w:sz w:val="20"/>
+        </w:rPr>
+        <w:t>*</w:t>
+      </w:r>
+      <w:proofErr w:type="gramStart"/>
+      <w:r>
+        <w:rPr>
+          <w:rFonts w:ascii="Georgia" w:eastAsia="Batang" w:hAnsi="Georgia"/>
+          <w:i/>
+          <w:spacing w:val="-6"/>
+          <w:sz w:val="20"/>
+        </w:rPr>
+        <w:t>,</w:t>
+      </w:r>
+      <w:r>
+        <w:rPr>
+          <w:rFonts w:ascii="Georgia" w:eastAsia="Batang" w:hAnsi="Georgia"/>
+          <w:i/>
+          <w:spacing w:val="-6"/>
+          <w:sz w:val="20"/>
+        </w:rPr>
+        <w:t xml:space="preserve">  </w:t>
+      </w:r>
+      <w:r>
+        <w:rPr>
+          <w:rFonts w:ascii="Georgia" w:eastAsia="Batang" w:hAnsi="Georgia"/>
+          <w:i/>
+          <w:spacing w:val="-6"/>
+          <w:sz w:val="20"/>
+        </w:rPr>
+        <w:t>Subham</w:t>
+      </w:r>
+      <w:proofErr w:type="gramEnd"/>
+      <w:r>
+        <w:rPr>
+          <w:rFonts w:ascii="Georgia" w:eastAsia="Batang" w:hAnsi="Georgia"/>
+          <w:i/>
+          <w:spacing w:val="-6"/>
+          <w:sz w:val="20"/>
+        </w:rPr>
+        <w:t xml:space="preserve"> Sekhar Sahoo,</w:t>
+      </w:r>
+      <w:r>
+        <w:rPr>
+          <w:rFonts w:ascii="Georgia" w:eastAsia="Batang" w:hAnsi="Georgia"/>
+          <w:i/>
+          <w:spacing w:val="-6"/>
+          <w:sz w:val="20"/>
+        </w:rPr>
+        <w:t xml:space="preserve"> </w:t>
+      </w:r>
+      <w:r>
+        <w:rPr>
+          <w:rFonts w:ascii="Georgia" w:eastAsia="Batang" w:hAnsi="Georgia"/>
+          <w:i/>
+          <w:spacing w:val="-6"/>
+          <w:sz w:val="20"/>
+        </w:rPr>
+        <w:t>Volodymyr Kuleshov</w:t>
+      </w:r>
+      <w:r>
+        <w:rPr>
+          <w:rFonts w:ascii="Georgia" w:eastAsia="Batang" w:hAnsi="Georgia"/>
+          <w:i/>
+          <w:spacing w:val="-6"/>
+          <w:sz w:val="20"/>
+        </w:rPr>
+        <w:tab/>
+      </w:r>
+      <w:r>
+        <w:rPr>
+          <w:rFonts w:ascii="Georgia" w:eastAsia="Batang" w:hAnsi="Georgia"/>
+          <w:i/>
+          <w:spacing w:val="-6"/>
+          <w:sz w:val="18"/>
+          <w:szCs w:val="22"/>
+        </w:rPr>
+        <w:t>(*</w:t>
+      </w:r>
+      <w:r>
+        <w:rPr>
+          <w:rFonts w:ascii="Georgia" w:eastAsia="Batang" w:hAnsi="Georgia"/>
+          <w:i/>
+          <w:spacing w:val="-6"/>
+          <w:sz w:val="18"/>
+          <w:szCs w:val="22"/>
+        </w:rPr>
+        <w:t>equal contribution)</w:t>
+      </w:r>
+    </w:p>
+    <w:p>
+      <w:pPr>
+        <w:tabs>
+          <w:tab w:val="left" w:pos="720"/>
+          <w:tab w:val="right" w:pos="10080"/>
+        </w:tabs>
+        <w:spacing w:line="276" w:lineRule="auto"/>
+        <w:rPr>
+          <w:rFonts w:ascii="Georgia" w:eastAsia="Batang" w:hAnsi="Georgia"/>
+          <w:iCs/>
+          <w:spacing w:val="-6"/>
+          <w:sz w:val="21"/>
+          <w:szCs w:val="28"/>
+        </w:rPr>
+      </w:pPr>
+    </w:p>
+    <w:p>
+      <w:pPr>
+        <w:tabs>
+          <w:tab w:val="left" w:pos="720"/>
+          <w:tab w:val="right" w:pos="10080"/>
+        </w:tabs>
+        <w:spacing w:line="276" w:lineRule="auto"/>
+        <w:rPr>
+          <w:rFonts w:ascii="Georgia" w:eastAsia="Batang" w:hAnsi="Georgia"/>
+          <w:spacing w:val="-6"/>
+          <w:sz w:val="21"/>
+          <w:szCs w:val="28"/>
+        </w:rPr>
+      </w:pPr>
+      <w:r>
+        <w:rPr>
+          <w:rFonts w:ascii="Georgia" w:eastAsia="Batang" w:hAnsi="Georgia"/>
+          <w:iCs/>
+          <w:spacing w:val="-6"/>
+          <w:sz w:val="21"/>
+          <w:szCs w:val="28"/>
+        </w:rPr>
         <w:t>Advancing DNA Language Models: The Genomics Long-Range Benchmark</w:t>
       </w:r>
       <w:r>
@@ -5031,7 +5208,7 @@
         </w:rPr>
         <w:tab/>
       </w:r>
-      <w:hyperlink r:id="rId28" w:history="1">
+      <w:hyperlink r:id="rId29" w:history="1">
         <w:r>
           <w:rPr>
             <w:rStyle w:val="Hyperlink"/>
@@ -5096,7 +5273,7 @@
         </w:rPr>
         <w:tab/>
       </w:r>
-      <w:hyperlink r:id="rId29" w:history="1">
+      <w:hyperlink r:id="rId30" w:history="1">
         <w:r>
           <w:rPr>
             <w:rStyle w:val="Hyperlink"/>
@@ -5206,7 +5383,7 @@
         </w:rPr>
         <w:tab/>
       </w:r>
-      <w:hyperlink r:id="rId30" w:history="1">
+      <w:hyperlink r:id="rId31" w:history="1">
         <w:r>
           <w:rPr>
             <w:rStyle w:val="Hyperlink"/>
@@ -5406,7 +5583,7 @@
         </w:rPr>
         <w:tab/>
       </w:r>
-      <w:hyperlink r:id="rId31" w:history="1">
+      <w:hyperlink r:id="rId32" w:history="1">
         <w:r>
           <w:rPr>
             <w:rStyle w:val="Hyperlink"/>
@@ -5582,31 +5759,14 @@
           <w:szCs w:val="28"/>
         </w:rPr>
       </w:pPr>
-    </w:p>
-    <w:p>
-      <w:pPr>
-        <w:tabs>
-          <w:tab w:val="left" w:pos="720"/>
-          <w:tab w:val="right" w:pos="10080"/>
-        </w:tabs>
-        <w:spacing w:line="276" w:lineRule="auto"/>
-        <w:rPr>
-          <w:rFonts w:ascii="Georgia" w:eastAsia="Batang" w:hAnsi="Georgia"/>
-          <w:iCs/>
-          <w:spacing w:val="-6"/>
-          <w:sz w:val="21"/>
-          <w:szCs w:val="28"/>
-        </w:rPr>
-      </w:pPr>
-      <w:r>
-        <w:rPr>
-          <w:rFonts w:ascii="Georgia" w:eastAsia="Batang" w:hAnsi="Georgia"/>
-          <w:iCs/>
-          <w:spacing w:val="-6"/>
-          <w:sz w:val="21"/>
-          <w:szCs w:val="28"/>
-        </w:rPr>
-        <w:lastRenderedPageBreak/>
+      <w:r>
+        <w:rPr>
+          <w:rFonts w:ascii="Georgia" w:eastAsia="Batang" w:hAnsi="Georgia"/>
+          <w:iCs/>
+          <w:spacing w:val="-6"/>
+          <w:sz w:val="21"/>
+          <w:szCs w:val="28"/>
+        </w:rPr>
         <w:t>Characterizing the Latent Space of Molecular Deep Generative Models</w:t>
       </w:r>
       <w:r>
@@ -5619,7 +5779,7 @@
         </w:rPr>
         <w:tab/>
       </w:r>
-      <w:hyperlink r:id="rId32" w:history="1">
+      <w:hyperlink r:id="rId33" w:history="1">
         <w:r>
           <w:rPr>
             <w:rStyle w:val="Hyperlink"/>
@@ -5844,7 +6004,7 @@
         </w:rPr>
         <w:tab/>
       </w:r>
-      <w:hyperlink r:id="rId33" w:history="1">
+      <w:hyperlink r:id="rId34" w:history="1">
         <w:r>
           <w:rPr>
             <w:rStyle w:val="Hyperlink"/>
@@ -6288,7 +6448,7 @@
         </w:rPr>
         <w:tab/>
       </w:r>
-      <w:hyperlink r:id="rId34" w:history="1">
+      <w:hyperlink r:id="rId35" w:history="1">
         <w:r>
           <w:rPr>
             <w:rStyle w:val="Hyperlink"/>
@@ -6504,7 +6664,7 @@
         </w:rPr>
         <w:tab/>
       </w:r>
-      <w:hyperlink r:id="rId35" w:history="1">
+      <w:hyperlink r:id="rId36" w:history="1">
         <w:r>
           <w:rPr>
             <w:rStyle w:val="Hyperlink"/>
@@ -6560,7 +6720,7 @@
         </w:rPr>
         <w:t xml:space="preserve"> (</w:t>
       </w:r>
-      <w:hyperlink r:id="rId36" w:history="1">
+      <w:hyperlink r:id="rId37" w:history="1">
         <w:r>
           <w:rPr>
             <w:rStyle w:val="Hyperlink"/>
@@ -6635,7 +6795,7 @@
         </w:rPr>
         <w:tab/>
       </w:r>
-      <w:hyperlink r:id="rId37" w:history="1">
+      <w:hyperlink r:id="rId38" w:history="1">
         <w:r>
           <w:rPr>
             <w:rStyle w:val="Hyperlink"/>
@@ -6710,72 +6870,6 @@
           <w:szCs w:val="28"/>
         </w:rPr>
         <w:t>Grand Challenge</w:t>
-      </w:r>
-      <w:r>
-        <w:rPr>
-          <w:rFonts w:ascii="Georgia" w:eastAsia="Batang" w:hAnsi="Georgia"/>
-          <w:iCs/>
-          <w:spacing w:val="-6"/>
-          <w:sz w:val="21"/>
-          <w:szCs w:val="28"/>
-        </w:rPr>
-        <w:t xml:space="preserve"> (</w:t>
-      </w:r>
-      <w:hyperlink r:id="rId38" w:history="1">
-        <w:r>
-          <w:rPr>
-            <w:rStyle w:val="Hyperlink"/>
-            <w:rFonts w:ascii="Georgia" w:eastAsia="Batang" w:hAnsi="Georgia"/>
-            <w:iCs/>
-            <w:spacing w:val="-6"/>
-            <w:sz w:val="21"/>
-            <w:szCs w:val="28"/>
-          </w:rPr>
-          <w:t>video</w:t>
-        </w:r>
-      </w:hyperlink>
-      <w:r>
-        <w:rPr>
-          <w:rFonts w:ascii="Georgia" w:eastAsia="Batang" w:hAnsi="Georgia"/>
-          <w:iCs/>
-          <w:spacing w:val="-6"/>
-          <w:sz w:val="21"/>
-          <w:szCs w:val="28"/>
-        </w:rPr>
-        <w:t>)</w:t>
-      </w:r>
-    </w:p>
-    <w:p>
-      <w:pPr>
-        <w:pStyle w:val="ListParagraph"/>
-        <w:numPr>
-          <w:ilvl w:val="0"/>
-          <w:numId w:val="21"/>
-        </w:numPr>
-        <w:tabs>
-          <w:tab w:val="left" w:pos="720"/>
-          <w:tab w:val="left" w:pos="1440"/>
-          <w:tab w:val="right" w:pos="10080"/>
-        </w:tabs>
-        <w:spacing w:line="276" w:lineRule="auto"/>
-        <w:ind w:left="540"/>
-        <w:rPr>
-          <w:rFonts w:ascii="Georgia" w:eastAsia="Batang" w:hAnsi="Georgia"/>
-          <w:i/>
-          <w:spacing w:val="-6"/>
-          <w:sz w:val="21"/>
-          <w:szCs w:val="28"/>
-        </w:rPr>
-      </w:pPr>
-      <w:r>
-        <w:rPr>
-          <w:rFonts w:ascii="Georgia" w:eastAsia="Batang" w:hAnsi="Georgia"/>
-          <w:iCs/>
-          <w:spacing w:val="-6"/>
-          <w:sz w:val="21"/>
-          <w:szCs w:val="28"/>
-        </w:rPr>
-        <w:t>Presented “Alleviating Noisy Data in Image Captioning with Cooperative Distillation”</w:t>
       </w:r>
       <w:r>
         <w:rPr>
@@ -6813,95 +6907,45 @@
     </w:p>
     <w:p>
       <w:pPr>
+        <w:pStyle w:val="ListParagraph"/>
+        <w:numPr>
+          <w:ilvl w:val="0"/>
+          <w:numId w:val="21"/>
+        </w:numPr>
         <w:tabs>
           <w:tab w:val="left" w:pos="720"/>
           <w:tab w:val="left" w:pos="1440"/>
           <w:tab w:val="right" w:pos="10080"/>
         </w:tabs>
         <w:spacing w:line="276" w:lineRule="auto"/>
-        <w:rPr>
-          <w:rFonts w:ascii="Georgia" w:eastAsia="Batang" w:hAnsi="Georgia"/>
-          <w:iCs/>
-          <w:spacing w:val="-6"/>
-          <w:sz w:val="16"/>
-          <w:szCs w:val="16"/>
-        </w:rPr>
-      </w:pPr>
-    </w:p>
-    <w:p>
-      <w:pPr>
-        <w:tabs>
-          <w:tab w:val="left" w:pos="720"/>
-          <w:tab w:val="left" w:pos="1440"/>
-          <w:tab w:val="right" w:pos="10080"/>
-        </w:tabs>
-        <w:spacing w:line="276" w:lineRule="auto"/>
-        <w:rPr>
-          <w:rFonts w:ascii="Georgia" w:hAnsi="Georgia"/>
-          <w:b/>
-          <w:smallCaps/>
-          <w:spacing w:val="-6"/>
-          <w:sz w:val="22"/>
-          <w:szCs w:val="32"/>
-        </w:rPr>
-      </w:pPr>
-      <w:r>
-        <w:rPr>
-          <w:rFonts w:ascii="Georgia" w:hAnsi="Georgia"/>
-          <w:b/>
-          <w:smallCaps/>
-          <w:spacing w:val="-6"/>
-          <w:sz w:val="22"/>
-          <w:szCs w:val="32"/>
-        </w:rPr>
-        <w:t>Open-Source Contributions</w:t>
-      </w:r>
-    </w:p>
-    <w:p>
-      <w:pPr>
-        <w:tabs>
-          <w:tab w:val="left" w:pos="720"/>
-          <w:tab w:val="left" w:pos="1440"/>
-          <w:tab w:val="right" w:pos="10080"/>
-        </w:tabs>
-        <w:spacing w:line="276" w:lineRule="auto"/>
-        <w:rPr>
-          <w:rFonts w:ascii="Georgia" w:eastAsia="Batang" w:hAnsi="Georgia"/>
-          <w:iCs/>
-          <w:spacing w:val="-6"/>
-          <w:sz w:val="21"/>
-          <w:szCs w:val="28"/>
-        </w:rPr>
-      </w:pPr>
-      <w:r>
-        <w:rPr>
-          <w:rFonts w:ascii="Georgia" w:eastAsia="Batang" w:hAnsi="Georgia"/>
-          <w:iCs/>
-          <w:spacing w:val="-6"/>
-          <w:sz w:val="21"/>
-          <w:szCs w:val="28"/>
-        </w:rPr>
-        <w:t>Caduceus</w:t>
-      </w:r>
-      <w:r>
-        <w:rPr>
-          <w:rFonts w:ascii="Georgia" w:eastAsia="Batang" w:hAnsi="Georgia"/>
-          <w:iCs/>
-          <w:spacing w:val="-6"/>
-          <w:sz w:val="21"/>
-          <w:szCs w:val="28"/>
-        </w:rPr>
-        <w:tab/>
-      </w:r>
-      <w:r>
-        <w:rPr>
-          <w:rFonts w:ascii="Georgia" w:eastAsia="Batang" w:hAnsi="Georgia"/>
-          <w:iCs/>
-          <w:spacing w:val="-6"/>
-          <w:sz w:val="21"/>
-          <w:szCs w:val="28"/>
-        </w:rPr>
-        <w:tab/>
+        <w:ind w:left="540"/>
+        <w:rPr>
+          <w:rFonts w:ascii="Georgia" w:eastAsia="Batang" w:hAnsi="Georgia"/>
+          <w:i/>
+          <w:spacing w:val="-6"/>
+          <w:sz w:val="21"/>
+          <w:szCs w:val="28"/>
+        </w:rPr>
+      </w:pPr>
+      <w:r>
+        <w:rPr>
+          <w:rFonts w:ascii="Georgia" w:eastAsia="Batang" w:hAnsi="Georgia"/>
+          <w:iCs/>
+          <w:spacing w:val="-6"/>
+          <w:sz w:val="21"/>
+          <w:szCs w:val="28"/>
+        </w:rPr>
+        <w:t>Presented “Alleviating Noisy Data in Image Captioning with Cooperative Distillation”</w:t>
+      </w:r>
+      <w:r>
+        <w:rPr>
+          <w:rFonts w:ascii="Georgia" w:eastAsia="Batang" w:hAnsi="Georgia"/>
+          <w:iCs/>
+          <w:spacing w:val="-6"/>
+          <w:sz w:val="21"/>
+          <w:szCs w:val="28"/>
+        </w:rPr>
+        <w:t xml:space="preserve"> (</w:t>
       </w:r>
       <w:hyperlink r:id="rId40" w:history="1">
         <w:r>
@@ -6913,42 +6957,36 @@
             <w:sz w:val="21"/>
             <w:szCs w:val="28"/>
           </w:rPr>
-          <w:t>Github.com</w:t>
+          <w:t>video</w:t>
         </w:r>
       </w:hyperlink>
-    </w:p>
-    <w:p>
-      <w:pPr>
-        <w:pStyle w:val="ListParagraph"/>
-        <w:numPr>
-          <w:ilvl w:val="0"/>
-          <w:numId w:val="21"/>
-        </w:numPr>
+      <w:r>
+        <w:rPr>
+          <w:rFonts w:ascii="Georgia" w:eastAsia="Batang" w:hAnsi="Georgia"/>
+          <w:iCs/>
+          <w:spacing w:val="-6"/>
+          <w:sz w:val="21"/>
+          <w:szCs w:val="28"/>
+        </w:rPr>
+        <w:t>)</w:t>
+      </w:r>
+    </w:p>
+    <w:p>
+      <w:pPr>
         <w:tabs>
           <w:tab w:val="left" w:pos="720"/>
           <w:tab w:val="left" w:pos="1440"/>
           <w:tab w:val="right" w:pos="10080"/>
         </w:tabs>
         <w:spacing w:line="276" w:lineRule="auto"/>
-        <w:ind w:left="540"/>
-        <w:rPr>
-          <w:rFonts w:ascii="Georgia" w:eastAsia="Batang" w:hAnsi="Georgia"/>
-          <w:i/>
-          <w:spacing w:val="-6"/>
-          <w:sz w:val="21"/>
-          <w:szCs w:val="28"/>
-        </w:rPr>
-      </w:pPr>
-      <w:r>
-        <w:rPr>
-          <w:rFonts w:ascii="Georgia" w:eastAsia="Batang" w:hAnsi="Georgia"/>
-          <w:iCs/>
-          <w:spacing w:val="-6"/>
-          <w:sz w:val="21"/>
-          <w:szCs w:val="28"/>
-        </w:rPr>
-        <w:t>Authored codebase for long-range DNA sequence modeling using newly proposed Caduceus model.</w:t>
-      </w:r>
+        <w:rPr>
+          <w:rFonts w:ascii="Georgia" w:eastAsia="Batang" w:hAnsi="Georgia"/>
+          <w:iCs/>
+          <w:spacing w:val="-6"/>
+          <w:sz w:val="16"/>
+          <w:szCs w:val="16"/>
+        </w:rPr>
+      </w:pPr>
     </w:p>
     <w:p>
       <w:pPr>
@@ -6959,13 +6997,25 @@
         </w:tabs>
         <w:spacing w:line="276" w:lineRule="auto"/>
         <w:rPr>
-          <w:rFonts w:ascii="Georgia" w:eastAsia="Batang" w:hAnsi="Georgia"/>
-          <w:iCs/>
-          <w:spacing w:val="-6"/>
-          <w:sz w:val="21"/>
-          <w:szCs w:val="28"/>
-        </w:rPr>
-      </w:pPr>
+          <w:rFonts w:ascii="Georgia" w:hAnsi="Georgia"/>
+          <w:b/>
+          <w:smallCaps/>
+          <w:spacing w:val="-6"/>
+          <w:sz w:val="22"/>
+          <w:szCs w:val="32"/>
+        </w:rPr>
+      </w:pPr>
+      <w:r>
+        <w:rPr>
+          <w:rFonts w:ascii="Georgia" w:hAnsi="Georgia"/>
+          <w:b/>
+          <w:smallCaps/>
+          <w:spacing w:val="-6"/>
+          <w:sz w:val="22"/>
+          <w:szCs w:val="32"/>
+        </w:rPr>
+        <w:t>Open-Source Contributions</w:t>
+      </w:r>
     </w:p>
     <w:p>
       <w:pPr>
@@ -6991,7 +7041,7 @@
           <w:sz w:val="21"/>
           <w:szCs w:val="28"/>
         </w:rPr>
-        <w:t>swirl-dynamics</w:t>
+        <w:t>Caduceus</w:t>
       </w:r>
       <w:r>
         <w:rPr>
@@ -7057,7 +7107,7 @@
           <w:sz w:val="21"/>
           <w:szCs w:val="28"/>
         </w:rPr>
-        <w:t>Added a project for modeling dynamical systems using a regularized objective that aims to preserve systems’ invariant measures</w:t>
+        <w:t>Authored codebase for long-range DNA sequence modeling using newly proposed Caduceus model.</w:t>
       </w:r>
     </w:p>
     <w:p>
@@ -7101,17 +7151,17 @@
           <w:sz w:val="21"/>
           <w:szCs w:val="28"/>
         </w:rPr>
-        <w:t xml:space="preserve">SPIN: </w:t>
-      </w:r>
-      <w:r>
-        <w:rPr>
-          <w:rFonts w:ascii="Georgia" w:eastAsia="Batang" w:hAnsi="Georgia"/>
-          <w:iCs/>
-          <w:spacing w:val="-6"/>
-          <w:sz w:val="21"/>
-          <w:szCs w:val="28"/>
-        </w:rPr>
-        <w:t>Semi-Parametric Inducing Point Networks and Neural Process</w:t>
+        <w:t>swirl-dynamics</w:t>
+      </w:r>
+      <w:r>
+        <w:rPr>
+          <w:rFonts w:ascii="Georgia" w:eastAsia="Batang" w:hAnsi="Georgia"/>
+          <w:iCs/>
+          <w:spacing w:val="-6"/>
+          <w:sz w:val="21"/>
+          <w:szCs w:val="28"/>
+        </w:rPr>
+        <w:tab/>
       </w:r>
       <w:r>
         <w:rPr>
@@ -7167,17 +7217,7 @@
           <w:sz w:val="21"/>
           <w:szCs w:val="28"/>
         </w:rPr>
-        <w:t xml:space="preserve">Implemented Inducing Point Neural Processes and wrote code for training and </w:t>
-      </w:r>
-      <w:r>
-        <w:rPr>
-          <w:rFonts w:ascii="Georgia" w:eastAsia="Batang" w:hAnsi="Georgia"/>
-          <w:iCs/>
-          <w:spacing w:val="-6"/>
-          <w:sz w:val="21"/>
-          <w:szCs w:val="28"/>
-        </w:rPr>
-        <w:t>evaluation</w:t>
+        <w:t>Added a project for modeling dynamical systems using a regularized objective that aims to preserve systems’ invariant measures</w:t>
       </w:r>
     </w:p>
     <w:p>
@@ -7221,17 +7261,17 @@
           <w:sz w:val="21"/>
           <w:szCs w:val="28"/>
         </w:rPr>
-        <w:t xml:space="preserve">TabFormer: </w:t>
-      </w:r>
-      <w:r>
-        <w:rPr>
-          <w:rFonts w:ascii="Georgia" w:eastAsia="Batang" w:hAnsi="Georgia"/>
-          <w:iCs/>
-          <w:spacing w:val="-6"/>
-          <w:sz w:val="21"/>
-          <w:szCs w:val="28"/>
-        </w:rPr>
-        <w:t>Tabular Transformers for Modeling Multivariate Time Series</w:t>
+        <w:t xml:space="preserve">SPIN: </w:t>
+      </w:r>
+      <w:r>
+        <w:rPr>
+          <w:rFonts w:ascii="Georgia" w:eastAsia="Batang" w:hAnsi="Georgia"/>
+          <w:iCs/>
+          <w:spacing w:val="-6"/>
+          <w:sz w:val="21"/>
+          <w:szCs w:val="28"/>
+        </w:rPr>
+        <w:t>Semi-Parametric Inducing Point Networks and Neural Process</w:t>
       </w:r>
       <w:r>
         <w:rPr>
@@ -7287,77 +7327,17 @@
           <w:sz w:val="21"/>
           <w:szCs w:val="28"/>
         </w:rPr>
-        <w:t xml:space="preserve">Wrote code for training and evaluating GPT-like models on tabular data </w:t>
-      </w:r>
-      <w:r>
-        <w:rPr>
-          <w:rFonts w:ascii="Georgia" w:eastAsia="Batang" w:hAnsi="Georgia"/>
-          <w:iCs/>
-          <w:spacing w:val="-6"/>
-          <w:sz w:val="21"/>
-          <w:szCs w:val="28"/>
-        </w:rPr>
-        <w:t>to</w:t>
-      </w:r>
-      <w:r>
-        <w:rPr>
-          <w:rFonts w:ascii="Georgia" w:eastAsia="Batang" w:hAnsi="Georgia"/>
-          <w:iCs/>
-          <w:spacing w:val="-6"/>
-          <w:sz w:val="21"/>
-          <w:szCs w:val="28"/>
-        </w:rPr>
-        <w:t xml:space="preserve"> generate new, synthetic data </w:t>
-      </w:r>
-      <w:r>
-        <w:rPr>
-          <w:rFonts w:ascii="Georgia" w:eastAsia="Batang" w:hAnsi="Georgia"/>
-          <w:iCs/>
-          <w:spacing w:val="-6"/>
-          <w:sz w:val="21"/>
-          <w:szCs w:val="28"/>
-        </w:rPr>
-        <w:t xml:space="preserve">that </w:t>
-      </w:r>
-      <w:r>
-        <w:rPr>
-          <w:rFonts w:ascii="Georgia" w:eastAsia="Batang" w:hAnsi="Georgia"/>
-          <w:iCs/>
-          <w:spacing w:val="-6"/>
-          <w:sz w:val="21"/>
-          <w:szCs w:val="28"/>
-        </w:rPr>
-        <w:t>matche</w:t>
-      </w:r>
-      <w:r>
-        <w:rPr>
-          <w:rFonts w:ascii="Georgia" w:eastAsia="Batang" w:hAnsi="Georgia"/>
-          <w:iCs/>
-          <w:spacing w:val="-6"/>
-          <w:sz w:val="21"/>
-          <w:szCs w:val="28"/>
-        </w:rPr>
-        <w:t>s</w:t>
-      </w:r>
-      <w:r>
-        <w:rPr>
-          <w:rFonts w:ascii="Georgia" w:eastAsia="Batang" w:hAnsi="Georgia"/>
-          <w:iCs/>
-          <w:spacing w:val="-6"/>
-          <w:sz w:val="21"/>
-          <w:szCs w:val="28"/>
-        </w:rPr>
-        <w:t xml:space="preserve"> the underlying distributions of the real table</w:t>
-      </w:r>
-      <w:r>
-        <w:rPr>
-          <w:rFonts w:ascii="Georgia" w:eastAsia="Batang" w:hAnsi="Georgia"/>
-          <w:iCs/>
-          <w:spacing w:val="-6"/>
-          <w:sz w:val="21"/>
-          <w:szCs w:val="28"/>
-        </w:rPr>
-        <w:t xml:space="preserve"> variables</w:t>
+        <w:t xml:space="preserve">Implemented Inducing Point Neural Processes and wrote code for training and </w:t>
+      </w:r>
+      <w:r>
+        <w:rPr>
+          <w:rFonts w:ascii="Georgia" w:eastAsia="Batang" w:hAnsi="Georgia"/>
+          <w:iCs/>
+          <w:spacing w:val="-6"/>
+          <w:sz w:val="21"/>
+          <w:szCs w:val="28"/>
+        </w:rPr>
+        <w:t>evaluation</w:t>
       </w:r>
     </w:p>
     <w:p>
@@ -7372,6 +7352,186 @@
           <w:rFonts w:ascii="Georgia" w:eastAsia="Batang" w:hAnsi="Georgia"/>
           <w:iCs/>
           <w:spacing w:val="-6"/>
+          <w:sz w:val="21"/>
+          <w:szCs w:val="28"/>
+        </w:rPr>
+      </w:pPr>
+    </w:p>
+    <w:p>
+      <w:pPr>
+        <w:tabs>
+          <w:tab w:val="left" w:pos="720"/>
+          <w:tab w:val="left" w:pos="1440"/>
+          <w:tab w:val="right" w:pos="10080"/>
+        </w:tabs>
+        <w:spacing w:line="276" w:lineRule="auto"/>
+        <w:rPr>
+          <w:rFonts w:ascii="Georgia" w:eastAsia="Batang" w:hAnsi="Georgia"/>
+          <w:iCs/>
+          <w:spacing w:val="-6"/>
+          <w:sz w:val="21"/>
+          <w:szCs w:val="28"/>
+        </w:rPr>
+      </w:pPr>
+      <w:r>
+        <w:rPr>
+          <w:rFonts w:ascii="Georgia" w:eastAsia="Batang" w:hAnsi="Georgia"/>
+          <w:iCs/>
+          <w:spacing w:val="-6"/>
+          <w:sz w:val="21"/>
+          <w:szCs w:val="28"/>
+        </w:rPr>
+        <w:t xml:space="preserve">TabFormer: </w:t>
+      </w:r>
+      <w:r>
+        <w:rPr>
+          <w:rFonts w:ascii="Georgia" w:eastAsia="Batang" w:hAnsi="Georgia"/>
+          <w:iCs/>
+          <w:spacing w:val="-6"/>
+          <w:sz w:val="21"/>
+          <w:szCs w:val="28"/>
+        </w:rPr>
+        <w:t>Tabular Transformers for Modeling Multivariate Time Series</w:t>
+      </w:r>
+      <w:r>
+        <w:rPr>
+          <w:rFonts w:ascii="Georgia" w:eastAsia="Batang" w:hAnsi="Georgia"/>
+          <w:iCs/>
+          <w:spacing w:val="-6"/>
+          <w:sz w:val="21"/>
+          <w:szCs w:val="28"/>
+        </w:rPr>
+        <w:tab/>
+      </w:r>
+      <w:hyperlink r:id="rId44" w:history="1">
+        <w:r>
+          <w:rPr>
+            <w:rStyle w:val="Hyperlink"/>
+            <w:rFonts w:ascii="Georgia" w:eastAsia="Batang" w:hAnsi="Georgia"/>
+            <w:iCs/>
+            <w:spacing w:val="-6"/>
+            <w:sz w:val="21"/>
+            <w:szCs w:val="28"/>
+          </w:rPr>
+          <w:t>Github.com</w:t>
+        </w:r>
+      </w:hyperlink>
+    </w:p>
+    <w:p>
+      <w:pPr>
+        <w:pStyle w:val="ListParagraph"/>
+        <w:numPr>
+          <w:ilvl w:val="0"/>
+          <w:numId w:val="21"/>
+        </w:numPr>
+        <w:tabs>
+          <w:tab w:val="left" w:pos="720"/>
+          <w:tab w:val="left" w:pos="1440"/>
+          <w:tab w:val="right" w:pos="10080"/>
+        </w:tabs>
+        <w:spacing w:line="276" w:lineRule="auto"/>
+        <w:ind w:left="540"/>
+        <w:rPr>
+          <w:rFonts w:ascii="Georgia" w:eastAsia="Batang" w:hAnsi="Georgia"/>
+          <w:i/>
+          <w:spacing w:val="-6"/>
+          <w:sz w:val="21"/>
+          <w:szCs w:val="28"/>
+        </w:rPr>
+      </w:pPr>
+      <w:r>
+        <w:rPr>
+          <w:rFonts w:ascii="Georgia" w:eastAsia="Batang" w:hAnsi="Georgia"/>
+          <w:iCs/>
+          <w:spacing w:val="-6"/>
+          <w:sz w:val="21"/>
+          <w:szCs w:val="28"/>
+        </w:rPr>
+        <w:t xml:space="preserve">Wrote code for training and evaluating GPT-like models on tabular data </w:t>
+      </w:r>
+      <w:r>
+        <w:rPr>
+          <w:rFonts w:ascii="Georgia" w:eastAsia="Batang" w:hAnsi="Georgia"/>
+          <w:iCs/>
+          <w:spacing w:val="-6"/>
+          <w:sz w:val="21"/>
+          <w:szCs w:val="28"/>
+        </w:rPr>
+        <w:t>to</w:t>
+      </w:r>
+      <w:r>
+        <w:rPr>
+          <w:rFonts w:ascii="Georgia" w:eastAsia="Batang" w:hAnsi="Georgia"/>
+          <w:iCs/>
+          <w:spacing w:val="-6"/>
+          <w:sz w:val="21"/>
+          <w:szCs w:val="28"/>
+        </w:rPr>
+        <w:t xml:space="preserve"> generate new, synthetic data </w:t>
+      </w:r>
+      <w:r>
+        <w:rPr>
+          <w:rFonts w:ascii="Georgia" w:eastAsia="Batang" w:hAnsi="Georgia"/>
+          <w:iCs/>
+          <w:spacing w:val="-6"/>
+          <w:sz w:val="21"/>
+          <w:szCs w:val="28"/>
+        </w:rPr>
+        <w:t xml:space="preserve">that </w:t>
+      </w:r>
+      <w:r>
+        <w:rPr>
+          <w:rFonts w:ascii="Georgia" w:eastAsia="Batang" w:hAnsi="Georgia"/>
+          <w:iCs/>
+          <w:spacing w:val="-6"/>
+          <w:sz w:val="21"/>
+          <w:szCs w:val="28"/>
+        </w:rPr>
+        <w:t>matche</w:t>
+      </w:r>
+      <w:r>
+        <w:rPr>
+          <w:rFonts w:ascii="Georgia" w:eastAsia="Batang" w:hAnsi="Georgia"/>
+          <w:iCs/>
+          <w:spacing w:val="-6"/>
+          <w:sz w:val="21"/>
+          <w:szCs w:val="28"/>
+        </w:rPr>
+        <w:t>s</w:t>
+      </w:r>
+      <w:r>
+        <w:rPr>
+          <w:rFonts w:ascii="Georgia" w:eastAsia="Batang" w:hAnsi="Georgia"/>
+          <w:iCs/>
+          <w:spacing w:val="-6"/>
+          <w:sz w:val="21"/>
+          <w:szCs w:val="28"/>
+        </w:rPr>
+        <w:t xml:space="preserve"> the underlying distributions of the real table</w:t>
+      </w:r>
+      <w:r>
+        <w:rPr>
+          <w:rFonts w:ascii="Georgia" w:eastAsia="Batang" w:hAnsi="Georgia"/>
+          <w:iCs/>
+          <w:spacing w:val="-6"/>
+          <w:sz w:val="21"/>
+          <w:szCs w:val="28"/>
+        </w:rPr>
+        <w:t xml:space="preserve"> variables</w:t>
+      </w:r>
+    </w:p>
+    <w:p>
+      <w:pPr>
+        <w:tabs>
+          <w:tab w:val="left" w:pos="720"/>
+          <w:tab w:val="left" w:pos="1440"/>
+          <w:tab w:val="right" w:pos="10080"/>
+        </w:tabs>
+        <w:spacing w:line="276" w:lineRule="auto"/>
+        <w:rPr>
+          <w:rFonts w:ascii="Georgia" w:eastAsia="Batang" w:hAnsi="Georgia"/>
+          <w:iCs/>
+          <w:spacing w:val="-6"/>
           <w:sz w:val="15"/>
           <w:szCs w:val="15"/>
         </w:rPr>
@@ -7433,7 +7593,7 @@
         </w:rPr>
         <w:tab/>
       </w:r>
-      <w:hyperlink r:id="rId44" w:history="1">
+      <w:hyperlink r:id="rId45" w:history="1">
         <w:r>
           <w:rPr>
             <w:rStyle w:val="Hyperlink"/>
@@ -7711,7 +7871,7 @@
         </w:rPr>
         <w:t xml:space="preserve">– </w:t>
       </w:r>
-      <w:hyperlink r:id="rId45" w:anchor="top-reivewers" w:history="1">
+      <w:hyperlink r:id="rId46" w:anchor="top-reivewers" w:history="1">
         <w:r>
           <w:rPr>
             <w:rStyle w:val="Hyperlink"/>
@@ -7738,22 +7898,6 @@
     </w:p>
     <w:p>
       <w:pPr>
-        <w:tabs>
-          <w:tab w:val="left" w:pos="720"/>
-          <w:tab w:val="left" w:pos="1440"/>
-          <w:tab w:val="right" w:pos="10080"/>
-        </w:tabs>
-        <w:spacing w:line="276" w:lineRule="auto"/>
-        <w:rPr>
-          <w:rFonts w:ascii="Georgia" w:eastAsia="Batang" w:hAnsi="Georgia"/>
-          <w:iCs/>
-          <w:spacing w:val="-6"/>
-          <w:sz w:val="20"/>
-        </w:rPr>
-      </w:pPr>
-    </w:p>
-    <w:p>
-      <w:pPr>
         <w:pStyle w:val="Heading1"/>
         <w:pBdr>
           <w:bottom w:val="single" w:sz="4" w:space="1" w:color="auto"/>
@@ -7767,26 +7911,11 @@
           <w:szCs w:val="28"/>
         </w:rPr>
       </w:pPr>
-    </w:p>
-    <w:p>
-      <w:pPr>
-        <w:pStyle w:val="Heading1"/>
-        <w:pBdr>
-          <w:bottom w:val="single" w:sz="4" w:space="1" w:color="auto"/>
-        </w:pBdr>
-        <w:spacing w:after="120"/>
-        <w:rPr>
-          <w:rFonts w:ascii="Georgia" w:hAnsi="Georgia"/>
-          <w:color w:val="365F91" w:themeColor="accent1" w:themeShade="BF"/>
-          <w:spacing w:val="-6"/>
-          <w:sz w:val="24"/>
-          <w:szCs w:val="28"/>
-        </w:rPr>
-      </w:pPr>
       <w:r>
         <w:rPr>
           <w:noProof/>
         </w:rPr>
+        <w:lastRenderedPageBreak/>
         <w:drawing>
           <wp:anchor distT="0" distB="0" distL="114300" distR="114300" simplePos="0" relativeHeight="251666432" behindDoc="1" locked="0" layoutInCell="1" allowOverlap="1" wp14:anchorId="12059836" wp14:editId="4DA4567C">
             <wp:simplePos x="0" y="0"/>
@@ -7811,7 +7940,7 @@
                     <pic:cNvPicPr/>
                   </pic:nvPicPr>
                   <pic:blipFill>
-                    <a:blip r:embed="rId46" cstate="print">
+                    <a:blip r:embed="rId47" cstate="print">
                       <a:alphaModFix amt="67000"/>
                       <a:duotone>
                         <a:schemeClr val="accent1">
@@ -7823,7 +7952,7 @@
                       <a:extLst>
                         <a:ext uri="{BEBA8EAE-BF5A-486C-A8C5-ECC9F3942E4B}">
                           <a14:imgProps xmlns:a14="http://schemas.microsoft.com/office/drawing/2010/main">
-                            <a14:imgLayer r:embed="rId47">
+                            <a14:imgLayer r:embed="rId48">
                               <a14:imgEffect>
                                 <a14:sharpenSoften amount="-50000"/>
                               </a14:imgEffect>
@@ -9076,7 +9205,7 @@
                     </pic:cNvPicPr>
                   </pic:nvPicPr>
                   <pic:blipFill>
-                    <a:blip r:embed="rId48" cstate="print">
+                    <a:blip r:embed="rId49" cstate="print">
                       <a:duotone>
                         <a:schemeClr val="accent1">
                           <a:shade val="45000"/>
@@ -9088,7 +9217,7 @@
                       <a:extLst>
                         <a:ext uri="{BEBA8EAE-BF5A-486C-A8C5-ECC9F3942E4B}">
                           <a14:imgProps xmlns:a14="http://schemas.microsoft.com/office/drawing/2010/main">
-                            <a14:imgLayer r:embed="rId49">
+                            <a14:imgLayer r:embed="rId50">
                               <a14:imgEffect>
                                 <a14:sharpenSoften amount="-50000"/>
                               </a14:imgEffect>
@@ -9582,9 +9711,7 @@
           <w:szCs w:val="32"/>
         </w:rPr>
       </w:pPr>
-    </w:p>
-    <w:p>
-      <w:pPr>
+      <w:r>
         <w:rPr>
           <w:rFonts w:ascii="Georgia" w:hAnsi="Georgia"/>
           <w:b/>
@@ -9593,29 +9720,6 @@
           <w:sz w:val="22"/>
           <w:szCs w:val="32"/>
         </w:rPr>
-      </w:pPr>
-    </w:p>
-    <w:p>
-      <w:pPr>
-        <w:rPr>
-          <w:rFonts w:ascii="Georgia" w:hAnsi="Georgia"/>
-          <w:b/>
-          <w:smallCaps/>
-          <w:spacing w:val="-6"/>
-          <w:sz w:val="22"/>
-          <w:szCs w:val="32"/>
-        </w:rPr>
-      </w:pPr>
-      <w:r>
-        <w:rPr>
-          <w:rFonts w:ascii="Georgia" w:hAnsi="Georgia"/>
-          <w:b/>
-          <w:smallCaps/>
-          <w:spacing w:val="-6"/>
-          <w:sz w:val="22"/>
-          <w:szCs w:val="32"/>
-        </w:rPr>
-        <w:lastRenderedPageBreak/>
         <w:t>PhD Peer Mentor</w:t>
       </w:r>
       <w:r>
@@ -9782,21 +9886,6 @@
           <w:rFonts w:ascii="Georgia" w:hAnsi="Georgia"/>
           <w:color w:val="365F91" w:themeColor="accent1" w:themeShade="BF"/>
           <w:spacing w:val="-6"/>
-          <w:szCs w:val="21"/>
-        </w:rPr>
-      </w:pPr>
-    </w:p>
-    <w:p>
-      <w:pPr>
-        <w:pStyle w:val="Heading1"/>
-        <w:pBdr>
-          <w:bottom w:val="single" w:sz="4" w:space="1" w:color="auto"/>
-        </w:pBdr>
-        <w:spacing w:after="120"/>
-        <w:rPr>
-          <w:rFonts w:ascii="Georgia" w:hAnsi="Georgia"/>
-          <w:color w:val="365F91" w:themeColor="accent1" w:themeShade="BF"/>
-          <w:spacing w:val="-6"/>
           <w:sz w:val="24"/>
           <w:szCs w:val="28"/>
         </w:rPr>
@@ -9806,6 +9895,7 @@
           <w:rFonts w:eastAsia="Batang"/>
           <w:noProof/>
         </w:rPr>
+        <w:lastRenderedPageBreak/>
         <w:drawing>
           <wp:anchor distT="0" distB="0" distL="114300" distR="114300" simplePos="0" relativeHeight="251658240" behindDoc="1" locked="0" layoutInCell="1" allowOverlap="1" wp14:anchorId="789DE655" wp14:editId="5AA670F5">
             <wp:simplePos x="0" y="0"/>
@@ -9830,7 +9920,7 @@
                     <pic:cNvPicPr/>
                   </pic:nvPicPr>
                   <pic:blipFill>
-                    <a:blip r:embed="rId50" cstate="print">
+                    <a:blip r:embed="rId51" cstate="print">
                       <a:duotone>
                         <a:schemeClr val="accent1">
                           <a:shade val="45000"/>
@@ -9842,7 +9932,7 @@
                       <a:extLst>
                         <a:ext uri="{BEBA8EAE-BF5A-486C-A8C5-ECC9F3942E4B}">
                           <a14:imgProps xmlns:a14="http://schemas.microsoft.com/office/drawing/2010/main">
-                            <a14:imgLayer r:embed="rId51">
+                            <a14:imgLayer r:embed="rId52">
                               <a14:imgEffect>
                                 <a14:sharpenSoften amount="-50000"/>
                               </a14:imgEffect>

--- a/assets/resume/YSResume2025.docx
+++ b/assets/resume/YSResume2025.docx
@@ -1545,6 +1545,600 @@
         <w:spacing w:line="276" w:lineRule="auto"/>
         <w:rPr>
           <w:rFonts w:ascii="Georgia" w:eastAsia="Batang" w:hAnsi="Georgia"/>
+          <w:iCs/>
+          <w:spacing w:val="-6"/>
+          <w:sz w:val="21"/>
+          <w:szCs w:val="28"/>
+        </w:rPr>
+      </w:pPr>
+      <w:r>
+        <w:rPr>
+          <w:rFonts w:ascii="Georgia" w:eastAsia="Batang" w:hAnsi="Georgia"/>
+          <w:iCs/>
+          <w:spacing w:val="-6"/>
+          <w:sz w:val="21"/>
+          <w:szCs w:val="28"/>
+        </w:rPr>
+        <w:t>Encoder-Decoder Diffusion Language Models for</w:t>
+      </w:r>
+      <w:r>
+        <w:rPr>
+          <w:rFonts w:ascii="Georgia" w:eastAsia="Batang" w:hAnsi="Georgia"/>
+          <w:iCs/>
+          <w:spacing w:val="-6"/>
+          <w:sz w:val="21"/>
+          <w:szCs w:val="28"/>
+        </w:rPr>
+        <w:t xml:space="preserve"> </w:t>
+      </w:r>
+      <w:r>
+        <w:rPr>
+          <w:rFonts w:ascii="Georgia" w:eastAsia="Batang" w:hAnsi="Georgia"/>
+          <w:iCs/>
+          <w:spacing w:val="-6"/>
+          <w:sz w:val="21"/>
+          <w:szCs w:val="28"/>
+        </w:rPr>
+        <w:t>Efficient Training and Inference</w:t>
+      </w:r>
+      <w:r>
+        <w:rPr>
+          <w:rFonts w:ascii="Georgia" w:eastAsia="Batang" w:hAnsi="Georgia"/>
+          <w:iCs/>
+          <w:spacing w:val="-6"/>
+          <w:sz w:val="21"/>
+          <w:szCs w:val="28"/>
+        </w:rPr>
+        <w:tab/>
+      </w:r>
+      <w:r>
+        <w:rPr>
+          <w:rFonts w:ascii="Georgia" w:eastAsia="Batang" w:hAnsi="Georgia"/>
+          <w:spacing w:val="-6"/>
+          <w:sz w:val="21"/>
+          <w:szCs w:val="28"/>
+        </w:rPr>
+        <w:t>NeurIPS 2025</w:t>
+      </w:r>
+    </w:p>
+    <w:p>
+      <w:pPr>
+        <w:tabs>
+          <w:tab w:val="left" w:pos="720"/>
+          <w:tab w:val="right" w:pos="10080"/>
+        </w:tabs>
+        <w:spacing w:line="276" w:lineRule="auto"/>
+        <w:rPr>
+          <w:rFonts w:ascii="Georgia" w:eastAsia="Batang" w:hAnsi="Georgia"/>
+          <w:i/>
+          <w:spacing w:val="-6"/>
+          <w:sz w:val="20"/>
+        </w:rPr>
+      </w:pPr>
+      <w:r>
+        <w:rPr>
+          <w:rFonts w:ascii="Georgia" w:eastAsia="Batang" w:hAnsi="Georgia"/>
+          <w:i/>
+          <w:spacing w:val="-6"/>
+          <w:sz w:val="20"/>
+        </w:rPr>
+        <w:t>Marianne Arriola</w:t>
+      </w:r>
+      <w:r>
+        <w:rPr>
+          <w:rFonts w:ascii="Georgia" w:eastAsia="Batang" w:hAnsi="Georgia"/>
+          <w:i/>
+          <w:spacing w:val="-6"/>
+          <w:sz w:val="20"/>
+        </w:rPr>
+        <w:t xml:space="preserve">*, </w:t>
+      </w:r>
+      <w:r>
+        <w:rPr>
+          <w:rFonts w:ascii="Georgia" w:eastAsia="Batang" w:hAnsi="Georgia"/>
+          <w:b/>
+          <w:bCs/>
+          <w:i/>
+          <w:spacing w:val="-6"/>
+          <w:sz w:val="20"/>
+        </w:rPr>
+        <w:t>Yair Schiff</w:t>
+      </w:r>
+      <w:r>
+        <w:rPr>
+          <w:rFonts w:ascii="Georgia" w:eastAsia="Batang" w:hAnsi="Georgia"/>
+          <w:b/>
+          <w:bCs/>
+          <w:i/>
+          <w:spacing w:val="-6"/>
+          <w:sz w:val="20"/>
+        </w:rPr>
+        <w:t>*</w:t>
+      </w:r>
+      <w:r>
+        <w:rPr>
+          <w:rFonts w:ascii="Georgia" w:eastAsia="Batang" w:hAnsi="Georgia"/>
+          <w:i/>
+          <w:spacing w:val="-6"/>
+          <w:sz w:val="20"/>
+        </w:rPr>
+        <w:t>,</w:t>
+      </w:r>
+      <w:r>
+        <w:rPr>
+          <w:rFonts w:ascii="Georgia" w:eastAsia="Batang" w:hAnsi="Georgia"/>
+          <w:i/>
+          <w:spacing w:val="-6"/>
+          <w:sz w:val="20"/>
+        </w:rPr>
+        <w:t xml:space="preserve"> </w:t>
+      </w:r>
+      <w:r>
+        <w:rPr>
+          <w:rFonts w:ascii="Georgia" w:eastAsia="Batang" w:hAnsi="Georgia"/>
+          <w:i/>
+          <w:spacing w:val="-6"/>
+          <w:sz w:val="20"/>
+        </w:rPr>
+        <w:t>Hao Phung</w:t>
+      </w:r>
+      <w:r>
+        <w:rPr>
+          <w:rFonts w:ascii="Georgia" w:eastAsia="Batang" w:hAnsi="Georgia"/>
+          <w:i/>
+          <w:spacing w:val="-6"/>
+          <w:sz w:val="20"/>
+        </w:rPr>
+        <w:t>,</w:t>
+      </w:r>
+      <w:r>
+        <w:rPr>
+          <w:rFonts w:ascii="Georgia" w:eastAsia="Batang" w:hAnsi="Georgia"/>
+          <w:i/>
+          <w:spacing w:val="-6"/>
+          <w:sz w:val="20"/>
+        </w:rPr>
+        <w:t xml:space="preserve"> Aaron</w:t>
+      </w:r>
+      <w:r>
+        <w:rPr>
+          <w:rFonts w:ascii="Georgia" w:eastAsia="Batang" w:hAnsi="Georgia"/>
+          <w:i/>
+          <w:spacing w:val="-6"/>
+          <w:sz w:val="20"/>
+        </w:rPr>
+        <w:t xml:space="preserve"> </w:t>
+      </w:r>
+      <w:r>
+        <w:rPr>
+          <w:rFonts w:ascii="Georgia" w:eastAsia="Batang" w:hAnsi="Georgia"/>
+          <w:i/>
+          <w:spacing w:val="-6"/>
+          <w:sz w:val="20"/>
+        </w:rPr>
+        <w:t xml:space="preserve">Gokaslan, </w:t>
+      </w:r>
+      <w:r>
+        <w:rPr>
+          <w:rFonts w:ascii="Georgia" w:eastAsia="Batang" w:hAnsi="Georgia"/>
+          <w:i/>
+          <w:spacing w:val="-6"/>
+          <w:sz w:val="20"/>
+        </w:rPr>
+        <w:t>Volodymyr Kuleshov</w:t>
+      </w:r>
+      <w:r>
+        <w:rPr>
+          <w:rFonts w:ascii="Georgia" w:eastAsia="Batang" w:hAnsi="Georgia"/>
+          <w:i/>
+          <w:spacing w:val="-6"/>
+          <w:sz w:val="20"/>
+        </w:rPr>
+        <w:tab/>
+      </w:r>
+      <w:r>
+        <w:rPr>
+          <w:rFonts w:ascii="Georgia" w:eastAsia="Batang" w:hAnsi="Georgia"/>
+          <w:i/>
+          <w:spacing w:val="-6"/>
+          <w:sz w:val="18"/>
+          <w:szCs w:val="22"/>
+        </w:rPr>
+        <w:t>(*</w:t>
+      </w:r>
+      <w:r>
+        <w:rPr>
+          <w:rFonts w:ascii="Georgia" w:eastAsia="Batang" w:hAnsi="Georgia"/>
+          <w:i/>
+          <w:spacing w:val="-6"/>
+          <w:sz w:val="18"/>
+          <w:szCs w:val="22"/>
+        </w:rPr>
+        <w:t>equal contribution)</w:t>
+      </w:r>
+    </w:p>
+    <w:p>
+      <w:pPr>
+        <w:tabs>
+          <w:tab w:val="left" w:pos="720"/>
+          <w:tab w:val="left" w:pos="1440"/>
+          <w:tab w:val="right" w:pos="10080"/>
+        </w:tabs>
+        <w:spacing w:line="276" w:lineRule="auto"/>
+        <w:rPr>
+          <w:rFonts w:ascii="Georgia" w:hAnsi="Georgia"/>
+          <w:b/>
+          <w:smallCaps/>
+          <w:spacing w:val="-6"/>
+          <w:sz w:val="14"/>
+          <w:szCs w:val="14"/>
+        </w:rPr>
+      </w:pPr>
+    </w:p>
+    <w:p>
+      <w:pPr>
+        <w:tabs>
+          <w:tab w:val="left" w:pos="720"/>
+          <w:tab w:val="right" w:pos="10080"/>
+        </w:tabs>
+        <w:spacing w:line="276" w:lineRule="auto"/>
+        <w:rPr>
+          <w:rFonts w:ascii="Georgia" w:eastAsia="Batang" w:hAnsi="Georgia"/>
+          <w:spacing w:val="-6"/>
+          <w:sz w:val="21"/>
+          <w:szCs w:val="28"/>
+        </w:rPr>
+      </w:pPr>
+      <w:r>
+        <w:rPr>
+          <w:rFonts w:ascii="Georgia" w:eastAsia="Batang" w:hAnsi="Georgia"/>
+          <w:iCs/>
+          <w:spacing w:val="-6"/>
+          <w:sz w:val="21"/>
+          <w:szCs w:val="28"/>
+        </w:rPr>
+        <w:t>Remasking Discrete Diffusion Models with Inference-Time Scaling</w:t>
+      </w:r>
+      <w:r>
+        <w:rPr>
+          <w:rFonts w:ascii="Georgia" w:eastAsia="Batang" w:hAnsi="Georgia"/>
+          <w:iCs/>
+          <w:spacing w:val="-6"/>
+          <w:sz w:val="21"/>
+          <w:szCs w:val="28"/>
+        </w:rPr>
+        <w:tab/>
+      </w:r>
+      <w:hyperlink r:id="rId13" w:history="1">
+        <w:r>
+          <w:rPr>
+            <w:rStyle w:val="Hyperlink"/>
+            <w:rFonts w:ascii="Georgia" w:eastAsia="Batang" w:hAnsi="Georgia"/>
+            <w:spacing w:val="-6"/>
+            <w:sz w:val="21"/>
+            <w:szCs w:val="28"/>
+          </w:rPr>
+          <w:t>NeurIPS 2025</w:t>
+        </w:r>
+      </w:hyperlink>
+    </w:p>
+    <w:p>
+      <w:pPr>
+        <w:tabs>
+          <w:tab w:val="left" w:pos="720"/>
+          <w:tab w:val="right" w:pos="10080"/>
+        </w:tabs>
+        <w:spacing w:line="276" w:lineRule="auto"/>
+        <w:rPr>
+          <w:rFonts w:ascii="Georgia" w:eastAsia="Batang" w:hAnsi="Georgia"/>
+          <w:i/>
+          <w:spacing w:val="-6"/>
+          <w:sz w:val="20"/>
+        </w:rPr>
+      </w:pPr>
+      <w:r>
+        <w:rPr>
+          <w:rFonts w:ascii="Georgia" w:eastAsia="Batang" w:hAnsi="Georgia"/>
+          <w:i/>
+          <w:spacing w:val="-6"/>
+          <w:sz w:val="20"/>
+        </w:rPr>
+        <w:t>Guanghan Wang</w:t>
+      </w:r>
+      <w:r>
+        <w:rPr>
+          <w:rFonts w:ascii="Georgia" w:eastAsia="Batang" w:hAnsi="Georgia"/>
+          <w:i/>
+          <w:spacing w:val="-6"/>
+          <w:sz w:val="20"/>
+        </w:rPr>
+        <w:t xml:space="preserve">*, </w:t>
+      </w:r>
+      <w:r>
+        <w:rPr>
+          <w:rFonts w:ascii="Georgia" w:eastAsia="Batang" w:hAnsi="Georgia"/>
+          <w:b/>
+          <w:bCs/>
+          <w:i/>
+          <w:spacing w:val="-6"/>
+          <w:sz w:val="20"/>
+        </w:rPr>
+        <w:t>Yair Schiff</w:t>
+      </w:r>
+      <w:r>
+        <w:rPr>
+          <w:rFonts w:ascii="Georgia" w:eastAsia="Batang" w:hAnsi="Georgia"/>
+          <w:b/>
+          <w:bCs/>
+          <w:i/>
+          <w:spacing w:val="-6"/>
+          <w:sz w:val="20"/>
+        </w:rPr>
+        <w:t>*</w:t>
+      </w:r>
+      <w:r>
+        <w:rPr>
+          <w:rFonts w:ascii="Georgia" w:eastAsia="Batang" w:hAnsi="Georgia"/>
+          <w:i/>
+          <w:spacing w:val="-6"/>
+          <w:sz w:val="20"/>
+        </w:rPr>
+        <w:t>,</w:t>
+      </w:r>
+      <w:r>
+        <w:rPr>
+          <w:rFonts w:ascii="Georgia" w:eastAsia="Batang" w:hAnsi="Georgia"/>
+          <w:i/>
+          <w:spacing w:val="-6"/>
+          <w:sz w:val="20"/>
+        </w:rPr>
+        <w:t xml:space="preserve"> Subham</w:t>
+      </w:r>
+      <w:r>
+        <w:rPr>
+          <w:rFonts w:ascii="Georgia" w:eastAsia="Batang" w:hAnsi="Georgia"/>
+          <w:i/>
+          <w:spacing w:val="-6"/>
+          <w:sz w:val="20"/>
+        </w:rPr>
+        <w:t xml:space="preserve"> Sekhar Sahoo,</w:t>
+      </w:r>
+      <w:r>
+        <w:rPr>
+          <w:rFonts w:ascii="Georgia" w:eastAsia="Batang" w:hAnsi="Georgia"/>
+          <w:i/>
+          <w:spacing w:val="-6"/>
+          <w:sz w:val="20"/>
+        </w:rPr>
+        <w:t xml:space="preserve"> </w:t>
+      </w:r>
+      <w:r>
+        <w:rPr>
+          <w:rFonts w:ascii="Georgia" w:eastAsia="Batang" w:hAnsi="Georgia"/>
+          <w:i/>
+          <w:spacing w:val="-6"/>
+          <w:sz w:val="20"/>
+        </w:rPr>
+        <w:t>Volodymyr Kuleshov</w:t>
+      </w:r>
+      <w:r>
+        <w:rPr>
+          <w:rFonts w:ascii="Georgia" w:eastAsia="Batang" w:hAnsi="Georgia"/>
+          <w:i/>
+          <w:spacing w:val="-6"/>
+          <w:sz w:val="20"/>
+        </w:rPr>
+        <w:tab/>
+      </w:r>
+      <w:r>
+        <w:rPr>
+          <w:rFonts w:ascii="Georgia" w:eastAsia="Batang" w:hAnsi="Georgia"/>
+          <w:i/>
+          <w:spacing w:val="-6"/>
+          <w:sz w:val="18"/>
+          <w:szCs w:val="22"/>
+        </w:rPr>
+        <w:t>(*</w:t>
+      </w:r>
+      <w:r>
+        <w:rPr>
+          <w:rFonts w:ascii="Georgia" w:eastAsia="Batang" w:hAnsi="Georgia"/>
+          <w:i/>
+          <w:spacing w:val="-6"/>
+          <w:sz w:val="18"/>
+          <w:szCs w:val="22"/>
+        </w:rPr>
+        <w:t>equal contribution)</w:t>
+      </w:r>
+    </w:p>
+    <w:p>
+      <w:pPr>
+        <w:tabs>
+          <w:tab w:val="left" w:pos="720"/>
+          <w:tab w:val="left" w:pos="1440"/>
+          <w:tab w:val="right" w:pos="10080"/>
+        </w:tabs>
+        <w:spacing w:line="276" w:lineRule="auto"/>
+        <w:rPr>
+          <w:rFonts w:ascii="Georgia" w:hAnsi="Georgia"/>
+          <w:b/>
+          <w:smallCaps/>
+          <w:spacing w:val="-6"/>
+          <w:sz w:val="14"/>
+          <w:szCs w:val="14"/>
+        </w:rPr>
+      </w:pPr>
+    </w:p>
+    <w:p>
+      <w:pPr>
+        <w:tabs>
+          <w:tab w:val="left" w:pos="720"/>
+          <w:tab w:val="right" w:pos="10080"/>
+        </w:tabs>
+        <w:spacing w:line="276" w:lineRule="auto"/>
+        <w:rPr>
+          <w:rFonts w:ascii="Georgia" w:eastAsia="Batang" w:hAnsi="Georgia"/>
+          <w:iCs/>
+          <w:spacing w:val="-6"/>
+          <w:sz w:val="21"/>
+          <w:szCs w:val="28"/>
+        </w:rPr>
+      </w:pPr>
+      <w:r>
+        <w:rPr>
+          <w:rFonts w:ascii="Georgia" w:eastAsia="Batang" w:hAnsi="Georgia"/>
+          <w:iCs/>
+          <w:spacing w:val="-6"/>
+          <w:sz w:val="21"/>
+          <w:szCs w:val="28"/>
+        </w:rPr>
+        <w:t xml:space="preserve">Cross-species plant genomes modeling at single nucleotide resolution </w:t>
+      </w:r>
+      <w:r>
+        <w:rPr>
+          <w:rFonts w:ascii="Georgia" w:eastAsia="Batang" w:hAnsi="Georgia"/>
+          <w:iCs/>
+          <w:spacing w:val="-6"/>
+          <w:sz w:val="21"/>
+          <w:szCs w:val="28"/>
+        </w:rPr>
+        <w:tab/>
+      </w:r>
+      <w:hyperlink r:id="rId14" w:history="1">
+        <w:r>
+          <w:rPr>
+            <w:rStyle w:val="Hyperlink"/>
+            <w:rFonts w:ascii="Georgia" w:eastAsia="Batang" w:hAnsi="Georgia"/>
+            <w:iCs/>
+            <w:spacing w:val="-6"/>
+            <w:sz w:val="21"/>
+            <w:szCs w:val="28"/>
+          </w:rPr>
+          <w:t>PNAS</w:t>
+        </w:r>
+      </w:hyperlink>
+    </w:p>
+    <w:p>
+      <w:pPr>
+        <w:tabs>
+          <w:tab w:val="left" w:pos="720"/>
+          <w:tab w:val="right" w:pos="10080"/>
+        </w:tabs>
+        <w:spacing w:line="276" w:lineRule="auto"/>
+        <w:rPr>
+          <w:rFonts w:ascii="Georgia" w:eastAsia="Batang" w:hAnsi="Georgia"/>
+          <w:iCs/>
+          <w:spacing w:val="-6"/>
+          <w:sz w:val="21"/>
+          <w:szCs w:val="28"/>
+        </w:rPr>
+      </w:pPr>
+      <w:r>
+        <w:rPr>
+          <w:rFonts w:ascii="Georgia" w:eastAsia="Batang" w:hAnsi="Georgia"/>
+          <w:iCs/>
+          <w:spacing w:val="-6"/>
+          <w:sz w:val="21"/>
+          <w:szCs w:val="28"/>
+        </w:rPr>
+        <w:t>using a pre-trained DNA language model</w:t>
+      </w:r>
+    </w:p>
+    <w:p>
+      <w:pPr>
+        <w:tabs>
+          <w:tab w:val="left" w:pos="720"/>
+          <w:tab w:val="right" w:pos="10080"/>
+        </w:tabs>
+        <w:spacing w:line="276" w:lineRule="auto"/>
+        <w:rPr>
+          <w:rFonts w:ascii="Georgia" w:eastAsia="Batang" w:hAnsi="Georgia"/>
+          <w:i/>
+          <w:spacing w:val="-6"/>
+          <w:sz w:val="20"/>
+        </w:rPr>
+      </w:pPr>
+      <w:r>
+        <w:rPr>
+          <w:rFonts w:ascii="Georgia" w:eastAsia="Batang" w:hAnsi="Georgia"/>
+          <w:i/>
+          <w:spacing w:val="-6"/>
+          <w:sz w:val="20"/>
+        </w:rPr>
+        <w:t xml:space="preserve">Jingjing Zhai, Aaron Gokaslan, </w:t>
+      </w:r>
+      <w:r>
+        <w:rPr>
+          <w:rFonts w:ascii="Georgia" w:eastAsia="Batang" w:hAnsi="Georgia"/>
+          <w:b/>
+          <w:bCs/>
+          <w:i/>
+          <w:spacing w:val="-6"/>
+          <w:sz w:val="20"/>
+        </w:rPr>
+        <w:t>Yair Schiff</w:t>
+      </w:r>
+      <w:r>
+        <w:rPr>
+          <w:rFonts w:ascii="Georgia" w:eastAsia="Batang" w:hAnsi="Georgia"/>
+          <w:i/>
+          <w:spacing w:val="-6"/>
+          <w:sz w:val="20"/>
+        </w:rPr>
+        <w:t>, Ana Berthel, Zong-Yan Liu, Zachary R Miller</w:t>
+      </w:r>
+    </w:p>
+    <w:p>
+      <w:pPr>
+        <w:tabs>
+          <w:tab w:val="left" w:pos="720"/>
+          <w:tab w:val="right" w:pos="10080"/>
+        </w:tabs>
+        <w:spacing w:line="276" w:lineRule="auto"/>
+        <w:rPr>
+          <w:rFonts w:ascii="Georgia" w:eastAsia="Batang" w:hAnsi="Georgia"/>
+          <w:i/>
+          <w:spacing w:val="-6"/>
+          <w:sz w:val="20"/>
+        </w:rPr>
+      </w:pPr>
+      <w:r>
+        <w:rPr>
+          <w:rFonts w:ascii="Georgia" w:eastAsia="Batang" w:hAnsi="Georgia"/>
+          <w:i/>
+          <w:spacing w:val="-6"/>
+          <w:sz w:val="20"/>
+        </w:rPr>
+        <w:t>Armin Scheben, Michelle C Stitzer, Cinta Romay, Edward S. Buckler, Volodymyr Kuleshov</w:t>
+      </w:r>
+    </w:p>
+    <w:p>
+      <w:pPr>
+        <w:tabs>
+          <w:tab w:val="left" w:pos="720"/>
+          <w:tab w:val="left" w:pos="1440"/>
+          <w:tab w:val="right" w:pos="10080"/>
+        </w:tabs>
+        <w:spacing w:line="276" w:lineRule="auto"/>
+        <w:rPr>
+          <w:rFonts w:ascii="Georgia" w:hAnsi="Georgia"/>
+          <w:b/>
+          <w:smallCaps/>
+          <w:spacing w:val="-6"/>
+          <w:sz w:val="14"/>
+          <w:szCs w:val="14"/>
+        </w:rPr>
+      </w:pPr>
+    </w:p>
+    <w:p>
+      <w:pPr>
+        <w:tabs>
+          <w:tab w:val="left" w:pos="720"/>
+          <w:tab w:val="right" w:pos="10080"/>
+        </w:tabs>
+        <w:spacing w:line="276" w:lineRule="auto"/>
+        <w:rPr>
+          <w:rFonts w:ascii="Georgia" w:eastAsia="Batang" w:hAnsi="Georgia"/>
           <w:spacing w:val="-6"/>
           <w:sz w:val="21"/>
           <w:szCs w:val="28"/>
@@ -1570,7 +2164,7 @@
         </w:rPr>
         <w:tab/>
       </w:r>
-      <w:hyperlink r:id="rId13" w:history="1">
+      <w:hyperlink r:id="rId15" w:history="1">
         <w:r>
           <w:rPr>
             <w:rStyle w:val="Hyperlink"/>
@@ -1818,7 +2412,7 @@
         </w:rPr>
         <w:tab/>
       </w:r>
-      <w:hyperlink r:id="rId14" w:history="1">
+      <w:hyperlink r:id="rId16" w:history="1">
         <w:r>
           <w:rPr>
             <w:rStyle w:val="Hyperlink"/>
@@ -1953,7 +2547,7 @@
         </w:rPr>
         <w:tab/>
       </w:r>
-      <w:hyperlink r:id="rId15" w:history="1">
+      <w:hyperlink r:id="rId17" w:history="1">
         <w:r>
           <w:rPr>
             <w:rStyle w:val="Hyperlink"/>
@@ -2037,6 +2631,7 @@
           <w:spacing w:val="-6"/>
           <w:sz w:val="20"/>
         </w:rPr>
+        <w:lastRenderedPageBreak/>
         <w:t xml:space="preserve">Jerret Ross, </w:t>
       </w:r>
       <w:r>
@@ -2112,7 +2707,7 @@
         </w:rPr>
         <w:tab/>
       </w:r>
-      <w:hyperlink r:id="rId16" w:history="1">
+      <w:hyperlink r:id="rId18" w:history="1">
         <w:r>
           <w:rPr>
             <w:rStyle w:val="Hyperlink"/>
@@ -2257,7 +2852,7 @@
         </w:rPr>
         <w:tab/>
       </w:r>
-      <w:hyperlink r:id="rId17" w:history="1">
+      <w:hyperlink r:id="rId19" w:history="1">
         <w:r>
           <w:rPr>
             <w:rStyle w:val="Hyperlink"/>
@@ -2334,12 +2929,14 @@
       <w:pPr>
         <w:tabs>
           <w:tab w:val="left" w:pos="720"/>
-          <w:tab w:val="right" w:pos="10080"/>
-        </w:tabs>
-        <w:spacing w:line="276" w:lineRule="auto"/>
-        <w:rPr>
-          <w:rFonts w:ascii="Georgia" w:eastAsia="Batang" w:hAnsi="Georgia"/>
-          <w:iCs/>
+          <w:tab w:val="left" w:pos="1440"/>
+          <w:tab w:val="right" w:pos="10080"/>
+        </w:tabs>
+        <w:spacing w:line="276" w:lineRule="auto"/>
+        <w:rPr>
+          <w:rFonts w:ascii="Georgia" w:hAnsi="Georgia"/>
+          <w:b/>
+          <w:smallCaps/>
           <w:spacing w:val="-6"/>
           <w:sz w:val="14"/>
           <w:szCs w:val="14"/>
@@ -2361,31 +2958,14 @@
           <w:szCs w:val="28"/>
         </w:rPr>
       </w:pPr>
-    </w:p>
-    <w:p>
-      <w:pPr>
-        <w:tabs>
-          <w:tab w:val="left" w:pos="720"/>
-          <w:tab w:val="right" w:pos="10080"/>
-        </w:tabs>
-        <w:spacing w:line="276" w:lineRule="auto"/>
-        <w:rPr>
-          <w:rFonts w:ascii="Georgia" w:eastAsia="Batang" w:hAnsi="Georgia"/>
-          <w:iCs/>
-          <w:spacing w:val="-6"/>
-          <w:sz w:val="21"/>
-          <w:szCs w:val="28"/>
-        </w:rPr>
-      </w:pPr>
-      <w:r>
-        <w:rPr>
-          <w:rFonts w:ascii="Georgia" w:eastAsia="Batang" w:hAnsi="Georgia"/>
-          <w:iCs/>
-          <w:spacing w:val="-6"/>
-          <w:sz w:val="21"/>
-          <w:szCs w:val="28"/>
-        </w:rPr>
-        <w:lastRenderedPageBreak/>
+      <w:r>
+        <w:rPr>
+          <w:rFonts w:ascii="Georgia" w:eastAsia="Batang" w:hAnsi="Georgia"/>
+          <w:iCs/>
+          <w:spacing w:val="-6"/>
+          <w:sz w:val="21"/>
+          <w:szCs w:val="28"/>
+        </w:rPr>
         <w:t>InfoDiffusion: Representation Learning</w:t>
       </w:r>
       <w:r>
@@ -2398,7 +2978,7 @@
         </w:rPr>
         <w:tab/>
       </w:r>
-      <w:hyperlink r:id="rId18" w:history="1">
+      <w:hyperlink r:id="rId20" w:history="1">
         <w:r>
           <w:rPr>
             <w:rStyle w:val="Hyperlink"/>
@@ -2592,7 +3172,7 @@
         </w:rPr>
         <w:tab/>
       </w:r>
-      <w:hyperlink r:id="rId19" w:history="1">
+      <w:hyperlink r:id="rId21" w:history="1">
         <w:r>
           <w:rPr>
             <w:rStyle w:val="Hyperlink"/>
@@ -2730,7 +3310,7 @@
         </w:rPr>
         <w:tab/>
       </w:r>
-      <w:hyperlink r:id="rId20" w:history="1">
+      <w:hyperlink r:id="rId22" w:history="1">
         <w:r>
           <w:rPr>
             <w:rStyle w:val="Hyperlink"/>
@@ -2892,7 +3472,7 @@
         </w:rPr>
         <w:tab/>
       </w:r>
-      <w:hyperlink r:id="rId21" w:history="1">
+      <w:hyperlink r:id="rId23" w:history="1">
         <w:r>
           <w:rPr>
             <w:rStyle w:val="Hyperlink"/>
@@ -3040,7 +3620,7 @@
         </w:rPr>
         <w:tab/>
       </w:r>
-      <w:hyperlink r:id="rId22" w:history="1">
+      <w:hyperlink r:id="rId24" w:history="1">
         <w:r>
           <w:rPr>
             <w:rStyle w:val="Hyperlink"/>
@@ -3302,7 +3882,7 @@
         </w:rPr>
         <w:tab/>
       </w:r>
-      <w:hyperlink r:id="rId23" w:history="1">
+      <w:hyperlink r:id="rId25" w:history="1">
         <w:r>
           <w:rPr>
             <w:rStyle w:val="Hyperlink"/>
@@ -3502,7 +4082,7 @@
         </w:rPr>
         <w:tab/>
       </w:r>
-      <w:hyperlink r:id="rId24" w:history="1">
+      <w:hyperlink r:id="rId26" w:history="1">
         <w:r>
           <w:rPr>
             <w:rStyle w:val="Hyperlink"/>
@@ -3810,7 +4390,7 @@
         </w:rPr>
         <w:tab/>
       </w:r>
-      <w:hyperlink r:id="rId25" w:history="1">
+      <w:hyperlink r:id="rId27" w:history="1">
         <w:r>
           <w:rPr>
             <w:rStyle w:val="Hyperlink"/>
@@ -4016,7 +4596,7 @@
         </w:rPr>
         <w:tab/>
       </w:r>
-      <w:hyperlink r:id="rId26" w:history="1">
+      <w:hyperlink r:id="rId28" w:history="1">
         <w:r>
           <w:rPr>
             <w:rStyle w:val="Hyperlink"/>
@@ -4430,7 +5010,7 @@
         </w:rPr>
         <w:tab/>
       </w:r>
-      <w:hyperlink r:id="rId27" w:history="1">
+      <w:hyperlink r:id="rId29" w:history="1">
         <w:r>
           <w:rPr>
             <w:rStyle w:val="Hyperlink"/>
@@ -4984,7 +5564,7 @@
           <w:sz w:val="21"/>
           <w:szCs w:val="28"/>
         </w:rPr>
-        <w:t>Remasking Discrete Diffusion Models with Inference-Time Scaling</w:t>
+        <w:t>Advancing DNA Language Models: The Genomics Long-Range Benchmark</w:t>
       </w:r>
       <w:r>
         <w:rPr>
@@ -4996,219 +5576,7 @@
         </w:rPr>
         <w:tab/>
       </w:r>
-      <w:hyperlink r:id="rId28" w:history="1">
-        <w:r>
-          <w:rPr>
-            <w:rStyle w:val="Hyperlink"/>
-            <w:rFonts w:ascii="Georgia" w:eastAsia="Batang" w:hAnsi="Georgia"/>
-            <w:spacing w:val="-6"/>
-            <w:sz w:val="21"/>
-            <w:szCs w:val="28"/>
-          </w:rPr>
-          <w:t>ICLR Workshop 2025</w:t>
-        </w:r>
-      </w:hyperlink>
-    </w:p>
-    <w:p>
-      <w:pPr>
-        <w:tabs>
-          <w:tab w:val="left" w:pos="720"/>
-          <w:tab w:val="right" w:pos="10080"/>
-        </w:tabs>
-        <w:spacing w:line="276" w:lineRule="auto"/>
-        <w:rPr>
-          <w:rFonts w:ascii="Georgia" w:eastAsia="Batang" w:hAnsi="Georgia"/>
-          <w:i/>
-          <w:spacing w:val="-6"/>
-          <w:sz w:val="20"/>
-        </w:rPr>
-      </w:pPr>
-      <w:r>
-        <w:rPr>
-          <w:rFonts w:ascii="Georgia" w:eastAsia="Batang" w:hAnsi="Georgia"/>
-          <w:i/>
-          <w:spacing w:val="-6"/>
-          <w:sz w:val="20"/>
-        </w:rPr>
-        <w:t>Guanghan Wang</w:t>
-      </w:r>
-      <w:r>
-        <w:rPr>
-          <w:rFonts w:ascii="Georgia" w:eastAsia="Batang" w:hAnsi="Georgia"/>
-          <w:i/>
-          <w:spacing w:val="-6"/>
-          <w:sz w:val="20"/>
-        </w:rPr>
-        <w:t>*</w:t>
-      </w:r>
-      <w:r>
-        <w:rPr>
-          <w:rFonts w:ascii="Georgia" w:eastAsia="Batang" w:hAnsi="Georgia"/>
-          <w:i/>
-          <w:spacing w:val="-6"/>
-          <w:sz w:val="20"/>
-        </w:rPr>
-        <w:t xml:space="preserve">, </w:t>
-      </w:r>
-      <w:r>
-        <w:rPr>
-          <w:rFonts w:ascii="Georgia" w:eastAsia="Batang" w:hAnsi="Georgia"/>
-          <w:b/>
-          <w:bCs/>
-          <w:i/>
-          <w:spacing w:val="-6"/>
-          <w:sz w:val="20"/>
-        </w:rPr>
-        <w:t>Yair Schiff</w:t>
-      </w:r>
-      <w:r>
-        <w:rPr>
-          <w:rFonts w:ascii="Georgia" w:eastAsia="Batang" w:hAnsi="Georgia"/>
-          <w:b/>
-          <w:bCs/>
-          <w:i/>
-          <w:spacing w:val="-6"/>
-          <w:sz w:val="20"/>
-        </w:rPr>
-        <w:t>*</w:t>
-      </w:r>
-      <w:proofErr w:type="gramStart"/>
-      <w:r>
-        <w:rPr>
-          <w:rFonts w:ascii="Georgia" w:eastAsia="Batang" w:hAnsi="Georgia"/>
-          <w:i/>
-          <w:spacing w:val="-6"/>
-          <w:sz w:val="20"/>
-        </w:rPr>
-        <w:t>,</w:t>
-      </w:r>
-      <w:r>
-        <w:rPr>
-          <w:rFonts w:ascii="Georgia" w:eastAsia="Batang" w:hAnsi="Georgia"/>
-          <w:i/>
-          <w:spacing w:val="-6"/>
-          <w:sz w:val="20"/>
-        </w:rPr>
-        <w:t xml:space="preserve">  </w:t>
-      </w:r>
-      <w:r>
-        <w:rPr>
-          <w:rFonts w:ascii="Georgia" w:eastAsia="Batang" w:hAnsi="Georgia"/>
-          <w:i/>
-          <w:spacing w:val="-6"/>
-          <w:sz w:val="20"/>
-        </w:rPr>
-        <w:t>Subham</w:t>
-      </w:r>
-      <w:proofErr w:type="gramEnd"/>
-      <w:r>
-        <w:rPr>
-          <w:rFonts w:ascii="Georgia" w:eastAsia="Batang" w:hAnsi="Georgia"/>
-          <w:i/>
-          <w:spacing w:val="-6"/>
-          <w:sz w:val="20"/>
-        </w:rPr>
-        <w:t xml:space="preserve"> Sekhar Sahoo,</w:t>
-      </w:r>
-      <w:r>
-        <w:rPr>
-          <w:rFonts w:ascii="Georgia" w:eastAsia="Batang" w:hAnsi="Georgia"/>
-          <w:i/>
-          <w:spacing w:val="-6"/>
-          <w:sz w:val="20"/>
-        </w:rPr>
-        <w:t xml:space="preserve"> </w:t>
-      </w:r>
-      <w:r>
-        <w:rPr>
-          <w:rFonts w:ascii="Georgia" w:eastAsia="Batang" w:hAnsi="Georgia"/>
-          <w:i/>
-          <w:spacing w:val="-6"/>
-          <w:sz w:val="20"/>
-        </w:rPr>
-        <w:t>Volodymyr Kuleshov</w:t>
-      </w:r>
-      <w:r>
-        <w:rPr>
-          <w:rFonts w:ascii="Georgia" w:eastAsia="Batang" w:hAnsi="Georgia"/>
-          <w:i/>
-          <w:spacing w:val="-6"/>
-          <w:sz w:val="20"/>
-        </w:rPr>
-        <w:tab/>
-      </w:r>
-      <w:r>
-        <w:rPr>
-          <w:rFonts w:ascii="Georgia" w:eastAsia="Batang" w:hAnsi="Georgia"/>
-          <w:i/>
-          <w:spacing w:val="-6"/>
-          <w:sz w:val="18"/>
-          <w:szCs w:val="22"/>
-        </w:rPr>
-        <w:t>(*</w:t>
-      </w:r>
-      <w:r>
-        <w:rPr>
-          <w:rFonts w:ascii="Georgia" w:eastAsia="Batang" w:hAnsi="Georgia"/>
-          <w:i/>
-          <w:spacing w:val="-6"/>
-          <w:sz w:val="18"/>
-          <w:szCs w:val="22"/>
-        </w:rPr>
-        <w:t>equal contribution)</w:t>
-      </w:r>
-    </w:p>
-    <w:p>
-      <w:pPr>
-        <w:tabs>
-          <w:tab w:val="left" w:pos="720"/>
-          <w:tab w:val="right" w:pos="10080"/>
-        </w:tabs>
-        <w:spacing w:line="276" w:lineRule="auto"/>
-        <w:rPr>
-          <w:rFonts w:ascii="Georgia" w:eastAsia="Batang" w:hAnsi="Georgia"/>
-          <w:iCs/>
-          <w:spacing w:val="-6"/>
-          <w:sz w:val="21"/>
-          <w:szCs w:val="28"/>
-        </w:rPr>
-      </w:pPr>
-    </w:p>
-    <w:p>
-      <w:pPr>
-        <w:tabs>
-          <w:tab w:val="left" w:pos="720"/>
-          <w:tab w:val="right" w:pos="10080"/>
-        </w:tabs>
-        <w:spacing w:line="276" w:lineRule="auto"/>
-        <w:rPr>
-          <w:rFonts w:ascii="Georgia" w:eastAsia="Batang" w:hAnsi="Georgia"/>
-          <w:spacing w:val="-6"/>
-          <w:sz w:val="21"/>
-          <w:szCs w:val="28"/>
-        </w:rPr>
-      </w:pPr>
-      <w:r>
-        <w:rPr>
-          <w:rFonts w:ascii="Georgia" w:eastAsia="Batang" w:hAnsi="Georgia"/>
-          <w:iCs/>
-          <w:spacing w:val="-6"/>
-          <w:sz w:val="21"/>
-          <w:szCs w:val="28"/>
-        </w:rPr>
-        <w:t>Advancing DNA Language Models: The Genomics Long-Range Benchmark</w:t>
-      </w:r>
-      <w:r>
-        <w:rPr>
-          <w:rFonts w:ascii="Georgia" w:eastAsia="Batang" w:hAnsi="Georgia"/>
-          <w:iCs/>
-          <w:spacing w:val="-6"/>
-          <w:sz w:val="21"/>
-          <w:szCs w:val="28"/>
-        </w:rPr>
-        <w:tab/>
-      </w:r>
-      <w:hyperlink r:id="rId29" w:history="1">
+      <w:hyperlink r:id="rId30" w:history="1">
         <w:r>
           <w:rPr>
             <w:rStyle w:val="Hyperlink"/>
@@ -5242,6 +5610,7 @@
           <w:spacing w:val="-6"/>
           <w:sz w:val="20"/>
         </w:rPr>
+        <w:lastRenderedPageBreak/>
         <w:t xml:space="preserve">Evan Trop, Chia-Hsiang Kao, Mckinley Polen, </w:t>
       </w:r>
       <w:r>
@@ -5273,7 +5642,7 @@
         </w:rPr>
         <w:tab/>
       </w:r>
-      <w:hyperlink r:id="rId30" w:history="1">
+      <w:hyperlink r:id="rId31" w:history="1">
         <w:r>
           <w:rPr>
             <w:rStyle w:val="Hyperlink"/>
@@ -5383,7 +5752,7 @@
         </w:rPr>
         <w:tab/>
       </w:r>
-      <w:hyperlink r:id="rId31" w:history="1">
+      <w:hyperlink r:id="rId32" w:history="1">
         <w:r>
           <w:rPr>
             <w:rStyle w:val="Hyperlink"/>
@@ -5583,7 +5952,7 @@
         </w:rPr>
         <w:tab/>
       </w:r>
-      <w:hyperlink r:id="rId32" w:history="1">
+      <w:hyperlink r:id="rId33" w:history="1">
         <w:r>
           <w:rPr>
             <w:rStyle w:val="Hyperlink"/>
@@ -5779,7 +6148,7 @@
         </w:rPr>
         <w:tab/>
       </w:r>
-      <w:hyperlink r:id="rId33" w:history="1">
+      <w:hyperlink r:id="rId34" w:history="1">
         <w:r>
           <w:rPr>
             <w:rStyle w:val="Hyperlink"/>
@@ -6004,7 +6373,7 @@
         </w:rPr>
         <w:tab/>
       </w:r>
-      <w:hyperlink r:id="rId34" w:history="1">
+      <w:hyperlink r:id="rId35" w:history="1">
         <w:r>
           <w:rPr>
             <w:rStyle w:val="Hyperlink"/>
@@ -6364,222 +6733,6 @@
           <w:szCs w:val="22"/>
         </w:rPr>
         <w:t>equal contribution)</w:t>
-      </w:r>
-    </w:p>
-    <w:p>
-      <w:pPr>
-        <w:tabs>
-          <w:tab w:val="left" w:pos="720"/>
-          <w:tab w:val="left" w:pos="1440"/>
-          <w:tab w:val="right" w:pos="10080"/>
-        </w:tabs>
-        <w:spacing w:line="276" w:lineRule="auto"/>
-        <w:rPr>
-          <w:rFonts w:ascii="Georgia" w:hAnsi="Georgia"/>
-          <w:b/>
-          <w:smallCaps/>
-          <w:spacing w:val="-6"/>
-          <w:sz w:val="16"/>
-          <w:szCs w:val="21"/>
-        </w:rPr>
-      </w:pPr>
-    </w:p>
-    <w:p>
-      <w:pPr>
-        <w:tabs>
-          <w:tab w:val="left" w:pos="720"/>
-          <w:tab w:val="left" w:pos="1440"/>
-          <w:tab w:val="right" w:pos="10080"/>
-        </w:tabs>
-        <w:spacing w:line="276" w:lineRule="auto"/>
-        <w:rPr>
-          <w:rFonts w:ascii="Georgia" w:hAnsi="Georgia"/>
-          <w:b/>
-          <w:smallCaps/>
-          <w:spacing w:val="-6"/>
-          <w:sz w:val="22"/>
-          <w:szCs w:val="32"/>
-        </w:rPr>
-      </w:pPr>
-      <w:r>
-        <w:rPr>
-          <w:rFonts w:ascii="Georgia" w:hAnsi="Georgia"/>
-          <w:b/>
-          <w:smallCaps/>
-          <w:spacing w:val="-6"/>
-          <w:sz w:val="22"/>
-          <w:szCs w:val="32"/>
-        </w:rPr>
-        <w:t>Preprints</w:t>
-      </w:r>
-    </w:p>
-    <w:p>
-      <w:pPr>
-        <w:tabs>
-          <w:tab w:val="left" w:pos="720"/>
-          <w:tab w:val="right" w:pos="10080"/>
-        </w:tabs>
-        <w:spacing w:line="276" w:lineRule="auto"/>
-        <w:rPr>
-          <w:rFonts w:ascii="Georgia" w:eastAsia="Batang" w:hAnsi="Georgia"/>
-          <w:iCs/>
-          <w:spacing w:val="-6"/>
-          <w:sz w:val="21"/>
-          <w:szCs w:val="28"/>
-        </w:rPr>
-      </w:pPr>
-      <w:r>
-        <w:rPr>
-          <w:rFonts w:ascii="Georgia" w:eastAsia="Batang" w:hAnsi="Georgia"/>
-          <w:iCs/>
-          <w:spacing w:val="-6"/>
-          <w:sz w:val="21"/>
-          <w:szCs w:val="28"/>
-        </w:rPr>
-        <w:t xml:space="preserve">Cross-species plant genomes modeling at single nucleotide resolution </w:t>
-      </w:r>
-      <w:r>
-        <w:rPr>
-          <w:rFonts w:ascii="Georgia" w:eastAsia="Batang" w:hAnsi="Georgia"/>
-          <w:iCs/>
-          <w:spacing w:val="-6"/>
-          <w:sz w:val="21"/>
-          <w:szCs w:val="28"/>
-        </w:rPr>
-        <w:tab/>
-      </w:r>
-      <w:hyperlink r:id="rId35" w:history="1">
-        <w:r>
-          <w:rPr>
-            <w:rStyle w:val="Hyperlink"/>
-            <w:rFonts w:ascii="Georgia" w:eastAsia="Batang" w:hAnsi="Georgia"/>
-            <w:iCs/>
-            <w:spacing w:val="-6"/>
-            <w:sz w:val="21"/>
-            <w:szCs w:val="28"/>
-          </w:rPr>
-          <w:t>bioRxiv</w:t>
-        </w:r>
-      </w:hyperlink>
-    </w:p>
-    <w:p>
-      <w:pPr>
-        <w:tabs>
-          <w:tab w:val="left" w:pos="720"/>
-          <w:tab w:val="right" w:pos="10080"/>
-        </w:tabs>
-        <w:spacing w:line="276" w:lineRule="auto"/>
-        <w:rPr>
-          <w:rFonts w:ascii="Georgia" w:eastAsia="Batang" w:hAnsi="Georgia"/>
-          <w:iCs/>
-          <w:spacing w:val="-6"/>
-          <w:sz w:val="21"/>
-          <w:szCs w:val="28"/>
-        </w:rPr>
-      </w:pPr>
-      <w:r>
-        <w:rPr>
-          <w:rFonts w:ascii="Georgia" w:eastAsia="Batang" w:hAnsi="Georgia"/>
-          <w:iCs/>
-          <w:spacing w:val="-6"/>
-          <w:sz w:val="21"/>
-          <w:szCs w:val="28"/>
-        </w:rPr>
-        <w:t>using a pre-trained DNA language model</w:t>
-      </w:r>
-    </w:p>
-    <w:p>
-      <w:pPr>
-        <w:tabs>
-          <w:tab w:val="left" w:pos="720"/>
-          <w:tab w:val="right" w:pos="10080"/>
-        </w:tabs>
-        <w:spacing w:line="276" w:lineRule="auto"/>
-        <w:rPr>
-          <w:rFonts w:ascii="Georgia" w:eastAsia="Batang" w:hAnsi="Georgia"/>
-          <w:i/>
-          <w:spacing w:val="-6"/>
-          <w:sz w:val="21"/>
-          <w:szCs w:val="28"/>
-        </w:rPr>
-      </w:pPr>
-      <w:r>
-        <w:rPr>
-          <w:rFonts w:ascii="Georgia" w:eastAsia="Batang" w:hAnsi="Georgia"/>
-          <w:i/>
-          <w:spacing w:val="-6"/>
-          <w:sz w:val="21"/>
-          <w:szCs w:val="28"/>
-        </w:rPr>
-        <w:t xml:space="preserve">Jingjing Zhai, Aaron Gokaslan, </w:t>
-      </w:r>
-      <w:r>
-        <w:rPr>
-          <w:rFonts w:ascii="Georgia" w:eastAsia="Batang" w:hAnsi="Georgia"/>
-          <w:b/>
-          <w:bCs/>
-          <w:i/>
-          <w:spacing w:val="-6"/>
-          <w:sz w:val="21"/>
-          <w:szCs w:val="28"/>
-        </w:rPr>
-        <w:t>Yair Schiff</w:t>
-      </w:r>
-      <w:r>
-        <w:rPr>
-          <w:rFonts w:ascii="Georgia" w:eastAsia="Batang" w:hAnsi="Georgia"/>
-          <w:i/>
-          <w:spacing w:val="-6"/>
-          <w:sz w:val="21"/>
-          <w:szCs w:val="28"/>
-        </w:rPr>
-        <w:t xml:space="preserve">, Ana Berthel, Zong-Yan Liu, </w:t>
-      </w:r>
-      <w:r>
-        <w:rPr>
-          <w:rFonts w:ascii="Georgia" w:eastAsia="Batang" w:hAnsi="Georgia"/>
-          <w:i/>
-          <w:spacing w:val="-6"/>
-          <w:sz w:val="21"/>
-          <w:szCs w:val="28"/>
-        </w:rPr>
-        <w:t>Zachary R Miller</w:t>
-      </w:r>
-    </w:p>
-    <w:p>
-      <w:pPr>
-        <w:tabs>
-          <w:tab w:val="left" w:pos="720"/>
-          <w:tab w:val="right" w:pos="10080"/>
-        </w:tabs>
-        <w:spacing w:line="276" w:lineRule="auto"/>
-        <w:rPr>
-          <w:rFonts w:ascii="Georgia" w:eastAsia="Batang" w:hAnsi="Georgia"/>
-          <w:iCs/>
-          <w:spacing w:val="-6"/>
-          <w:sz w:val="21"/>
-          <w:szCs w:val="28"/>
-        </w:rPr>
-      </w:pPr>
-      <w:r>
-        <w:rPr>
-          <w:rFonts w:ascii="Georgia" w:eastAsia="Batang" w:hAnsi="Georgia"/>
-          <w:i/>
-          <w:spacing w:val="-6"/>
-          <w:sz w:val="21"/>
-          <w:szCs w:val="28"/>
-        </w:rPr>
-        <w:t xml:space="preserve">Armin Scheben, Michelle C Stitzer, Cinta Romay, </w:t>
-      </w:r>
-      <w:r>
-        <w:rPr>
-          <w:rFonts w:ascii="Georgia" w:eastAsia="Batang" w:hAnsi="Georgia"/>
-          <w:i/>
-          <w:spacing w:val="-6"/>
-          <w:sz w:val="21"/>
-          <w:szCs w:val="28"/>
-        </w:rPr>
-        <w:t>Edward S. Buckler, Volodymyr Kuleshov</w:t>
       </w:r>
     </w:p>
     <w:p>
@@ -7750,7 +7903,7 @@
           <w:sz w:val="21"/>
           <w:szCs w:val="28"/>
         </w:rPr>
-        <w:t>ICML 2025 reviewer</w:t>
+        <w:t>NeurIPS 2025 reviewer – Top Reviewer</w:t>
       </w:r>
     </w:p>
     <w:p>
@@ -7783,7 +7936,7 @@
           <w:sz w:val="21"/>
           <w:szCs w:val="28"/>
         </w:rPr>
-        <w:t>ICLR 2025 reviewer</w:t>
+        <w:t>ICML 2025 reviewer</w:t>
       </w:r>
     </w:p>
     <w:p>
@@ -7816,7 +7969,7 @@
           <w:sz w:val="21"/>
           <w:szCs w:val="28"/>
         </w:rPr>
-        <w:t>ICML 2024 reviewer</w:t>
+        <w:t>ICLR 2025 reviewer</w:t>
       </w:r>
     </w:p>
     <w:p>
@@ -7849,6 +8002,39 @@
           <w:sz w:val="21"/>
           <w:szCs w:val="28"/>
         </w:rPr>
+        <w:t>ICML 2024 reviewer</w:t>
+      </w:r>
+    </w:p>
+    <w:p>
+      <w:pPr>
+        <w:pStyle w:val="ListParagraph"/>
+        <w:numPr>
+          <w:ilvl w:val="0"/>
+          <w:numId w:val="21"/>
+        </w:numPr>
+        <w:tabs>
+          <w:tab w:val="left" w:pos="720"/>
+          <w:tab w:val="left" w:pos="1440"/>
+          <w:tab w:val="right" w:pos="10080"/>
+        </w:tabs>
+        <w:spacing w:line="276" w:lineRule="auto"/>
+        <w:ind w:left="540"/>
+        <w:rPr>
+          <w:rFonts w:ascii="Georgia" w:eastAsia="Batang" w:hAnsi="Georgia"/>
+          <w:iCs/>
+          <w:spacing w:val="-6"/>
+          <w:sz w:val="21"/>
+          <w:szCs w:val="28"/>
+        </w:rPr>
+      </w:pPr>
+      <w:r>
+        <w:rPr>
+          <w:rFonts w:ascii="Georgia" w:eastAsia="Batang" w:hAnsi="Georgia"/>
+          <w:iCs/>
+          <w:spacing w:val="-6"/>
+          <w:sz w:val="21"/>
+          <w:szCs w:val="28"/>
+        </w:rPr>
         <w:t>NeurIPS 2023 reviewer</w:t>
       </w:r>
       <w:r>
@@ -7871,30 +8057,16 @@
         </w:rPr>
         <w:t xml:space="preserve">– </w:t>
       </w:r>
-      <w:hyperlink r:id="rId46" w:anchor="top-reivewers" w:history="1">
-        <w:r>
-          <w:rPr>
-            <w:rStyle w:val="Hyperlink"/>
-            <w:rFonts w:ascii="Georgia" w:eastAsia="Batang" w:hAnsi="Georgia"/>
-            <w:iCs/>
-            <w:spacing w:val="-6"/>
-            <w:sz w:val="21"/>
-            <w:szCs w:val="28"/>
-          </w:rPr>
-          <w:t xml:space="preserve">Top Reviewer </w:t>
-        </w:r>
-        <w:r>
-          <w:rPr>
-            <w:rStyle w:val="Hyperlink"/>
-            <w:rFonts w:ascii="Georgia" w:eastAsia="Batang" w:hAnsi="Georgia"/>
-            <w:iCs/>
-            <w:spacing w:val="-6"/>
-            <w:sz w:val="21"/>
-            <w:szCs w:val="28"/>
-          </w:rPr>
-          <w:t>Recipient</w:t>
-        </w:r>
-      </w:hyperlink>
+      <w:r>
+        <w:rPr>
+          <w:rFonts w:ascii="Georgia" w:eastAsia="Batang" w:hAnsi="Georgia"/>
+          <w:iCs/>
+          <w:spacing w:val="-6"/>
+          <w:sz w:val="21"/>
+          <w:szCs w:val="28"/>
+        </w:rPr>
+        <w:t>Top Reviewer</w:t>
+      </w:r>
     </w:p>
     <w:p>
       <w:pPr>
@@ -7940,7 +8112,7 @@
                     <pic:cNvPicPr/>
                   </pic:nvPicPr>
                   <pic:blipFill>
-                    <a:blip r:embed="rId47" cstate="print">
+                    <a:blip r:embed="rId46" cstate="print">
                       <a:alphaModFix amt="67000"/>
                       <a:duotone>
                         <a:schemeClr val="accent1">
@@ -7952,7 +8124,7 @@
                       <a:extLst>
                         <a:ext uri="{BEBA8EAE-BF5A-486C-A8C5-ECC9F3942E4B}">
                           <a14:imgProps xmlns:a14="http://schemas.microsoft.com/office/drawing/2010/main">
-                            <a14:imgLayer r:embed="rId48">
+                            <a14:imgLayer r:embed="rId47">
                               <a14:imgEffect>
                                 <a14:sharpenSoften amount="-50000"/>
                               </a14:imgEffect>
@@ -8198,11 +8370,6 @@
     </w:p>
     <w:p>
       <w:pPr>
-        <w:pStyle w:val="ListParagraph"/>
-        <w:numPr>
-          <w:ilvl w:val="0"/>
-          <w:numId w:val="20"/>
-        </w:numPr>
         <w:tabs>
           <w:tab w:val="left" w:pos="0"/>
           <w:tab w:val="left" w:pos="1440"/>
@@ -9205,7 +9372,7 @@
                     </pic:cNvPicPr>
                   </pic:nvPicPr>
                   <pic:blipFill>
-                    <a:blip r:embed="rId49" cstate="print">
+                    <a:blip r:embed="rId48" cstate="print">
                       <a:duotone>
                         <a:schemeClr val="accent1">
                           <a:shade val="45000"/>
@@ -9217,7 +9384,7 @@
                       <a:extLst>
                         <a:ext uri="{BEBA8EAE-BF5A-486C-A8C5-ECC9F3942E4B}">
                           <a14:imgProps xmlns:a14="http://schemas.microsoft.com/office/drawing/2010/main">
-                            <a14:imgLayer r:embed="rId50">
+                            <a14:imgLayer r:embed="rId49">
                               <a14:imgEffect>
                                 <a14:sharpenSoften amount="-50000"/>
                               </a14:imgEffect>
@@ -9920,7 +10087,7 @@
                     <pic:cNvPicPr/>
                   </pic:nvPicPr>
                   <pic:blipFill>
-                    <a:blip r:embed="rId51" cstate="print">
+                    <a:blip r:embed="rId50" cstate="print">
                       <a:duotone>
                         <a:schemeClr val="accent1">
                           <a:shade val="45000"/>
@@ -9932,7 +10099,7 @@
                       <a:extLst>
                         <a:ext uri="{BEBA8EAE-BF5A-486C-A8C5-ECC9F3942E4B}">
                           <a14:imgProps xmlns:a14="http://schemas.microsoft.com/office/drawing/2010/main">
-                            <a14:imgLayer r:embed="rId52">
+                            <a14:imgLayer r:embed="rId51">
                               <a14:imgEffect>
                                 <a14:sharpenSoften amount="-50000"/>
                               </a14:imgEffect>

--- a/assets/resume/YSResume2025.docx
+++ b/assets/resume/YSResume2025.docx
@@ -620,7 +620,7 @@
           <w:sz w:val="21"/>
           <w:szCs w:val="28"/>
         </w:rPr>
-        <w:t>student</w:t>
+        <w:t>candidate</w:t>
       </w:r>
       <w:r>
         <w:rPr>
@@ -1591,224 +1591,6 @@
         </w:rPr>
         <w:tab/>
       </w:r>
-      <w:r>
-        <w:rPr>
-          <w:rFonts w:ascii="Georgia" w:eastAsia="Batang" w:hAnsi="Georgia"/>
-          <w:spacing w:val="-6"/>
-          <w:sz w:val="21"/>
-          <w:szCs w:val="28"/>
-        </w:rPr>
-        <w:t>NeurIPS 2025</w:t>
-      </w:r>
-    </w:p>
-    <w:p>
-      <w:pPr>
-        <w:tabs>
-          <w:tab w:val="left" w:pos="720"/>
-          <w:tab w:val="right" w:pos="10080"/>
-        </w:tabs>
-        <w:spacing w:line="276" w:lineRule="auto"/>
-        <w:rPr>
-          <w:rFonts w:ascii="Georgia" w:eastAsia="Batang" w:hAnsi="Georgia"/>
-          <w:i/>
-          <w:spacing w:val="-6"/>
-          <w:sz w:val="20"/>
-        </w:rPr>
-      </w:pPr>
-      <w:r>
-        <w:rPr>
-          <w:rFonts w:ascii="Georgia" w:eastAsia="Batang" w:hAnsi="Georgia"/>
-          <w:i/>
-          <w:spacing w:val="-6"/>
-          <w:sz w:val="20"/>
-        </w:rPr>
-        <w:t>Marianne Arriola</w:t>
-      </w:r>
-      <w:r>
-        <w:rPr>
-          <w:rFonts w:ascii="Georgia" w:eastAsia="Batang" w:hAnsi="Georgia"/>
-          <w:i/>
-          <w:spacing w:val="-6"/>
-          <w:sz w:val="20"/>
-        </w:rPr>
-        <w:t xml:space="preserve">*, </w:t>
-      </w:r>
-      <w:r>
-        <w:rPr>
-          <w:rFonts w:ascii="Georgia" w:eastAsia="Batang" w:hAnsi="Georgia"/>
-          <w:b/>
-          <w:bCs/>
-          <w:i/>
-          <w:spacing w:val="-6"/>
-          <w:sz w:val="20"/>
-        </w:rPr>
-        <w:t>Yair Schiff</w:t>
-      </w:r>
-      <w:r>
-        <w:rPr>
-          <w:rFonts w:ascii="Georgia" w:eastAsia="Batang" w:hAnsi="Georgia"/>
-          <w:b/>
-          <w:bCs/>
-          <w:i/>
-          <w:spacing w:val="-6"/>
-          <w:sz w:val="20"/>
-        </w:rPr>
-        <w:t>*</w:t>
-      </w:r>
-      <w:r>
-        <w:rPr>
-          <w:rFonts w:ascii="Georgia" w:eastAsia="Batang" w:hAnsi="Georgia"/>
-          <w:i/>
-          <w:spacing w:val="-6"/>
-          <w:sz w:val="20"/>
-        </w:rPr>
-        <w:t>,</w:t>
-      </w:r>
-      <w:r>
-        <w:rPr>
-          <w:rFonts w:ascii="Georgia" w:eastAsia="Batang" w:hAnsi="Georgia"/>
-          <w:i/>
-          <w:spacing w:val="-6"/>
-          <w:sz w:val="20"/>
-        </w:rPr>
-        <w:t xml:space="preserve"> </w:t>
-      </w:r>
-      <w:r>
-        <w:rPr>
-          <w:rFonts w:ascii="Georgia" w:eastAsia="Batang" w:hAnsi="Georgia"/>
-          <w:i/>
-          <w:spacing w:val="-6"/>
-          <w:sz w:val="20"/>
-        </w:rPr>
-        <w:t>Hao Phung</w:t>
-      </w:r>
-      <w:r>
-        <w:rPr>
-          <w:rFonts w:ascii="Georgia" w:eastAsia="Batang" w:hAnsi="Georgia"/>
-          <w:i/>
-          <w:spacing w:val="-6"/>
-          <w:sz w:val="20"/>
-        </w:rPr>
-        <w:t>,</w:t>
-      </w:r>
-      <w:r>
-        <w:rPr>
-          <w:rFonts w:ascii="Georgia" w:eastAsia="Batang" w:hAnsi="Georgia"/>
-          <w:i/>
-          <w:spacing w:val="-6"/>
-          <w:sz w:val="20"/>
-        </w:rPr>
-        <w:t xml:space="preserve"> Aaron</w:t>
-      </w:r>
-      <w:r>
-        <w:rPr>
-          <w:rFonts w:ascii="Georgia" w:eastAsia="Batang" w:hAnsi="Georgia"/>
-          <w:i/>
-          <w:spacing w:val="-6"/>
-          <w:sz w:val="20"/>
-        </w:rPr>
-        <w:t xml:space="preserve"> </w:t>
-      </w:r>
-      <w:r>
-        <w:rPr>
-          <w:rFonts w:ascii="Georgia" w:eastAsia="Batang" w:hAnsi="Georgia"/>
-          <w:i/>
-          <w:spacing w:val="-6"/>
-          <w:sz w:val="20"/>
-        </w:rPr>
-        <w:t xml:space="preserve">Gokaslan, </w:t>
-      </w:r>
-      <w:r>
-        <w:rPr>
-          <w:rFonts w:ascii="Georgia" w:eastAsia="Batang" w:hAnsi="Georgia"/>
-          <w:i/>
-          <w:spacing w:val="-6"/>
-          <w:sz w:val="20"/>
-        </w:rPr>
-        <w:t>Volodymyr Kuleshov</w:t>
-      </w:r>
-      <w:r>
-        <w:rPr>
-          <w:rFonts w:ascii="Georgia" w:eastAsia="Batang" w:hAnsi="Georgia"/>
-          <w:i/>
-          <w:spacing w:val="-6"/>
-          <w:sz w:val="20"/>
-        </w:rPr>
-        <w:tab/>
-      </w:r>
-      <w:r>
-        <w:rPr>
-          <w:rFonts w:ascii="Georgia" w:eastAsia="Batang" w:hAnsi="Georgia"/>
-          <w:i/>
-          <w:spacing w:val="-6"/>
-          <w:sz w:val="18"/>
-          <w:szCs w:val="22"/>
-        </w:rPr>
-        <w:t>(*</w:t>
-      </w:r>
-      <w:r>
-        <w:rPr>
-          <w:rFonts w:ascii="Georgia" w:eastAsia="Batang" w:hAnsi="Georgia"/>
-          <w:i/>
-          <w:spacing w:val="-6"/>
-          <w:sz w:val="18"/>
-          <w:szCs w:val="22"/>
-        </w:rPr>
-        <w:t>equal contribution)</w:t>
-      </w:r>
-    </w:p>
-    <w:p>
-      <w:pPr>
-        <w:tabs>
-          <w:tab w:val="left" w:pos="720"/>
-          <w:tab w:val="left" w:pos="1440"/>
-          <w:tab w:val="right" w:pos="10080"/>
-        </w:tabs>
-        <w:spacing w:line="276" w:lineRule="auto"/>
-        <w:rPr>
-          <w:rFonts w:ascii="Georgia" w:hAnsi="Georgia"/>
-          <w:b/>
-          <w:smallCaps/>
-          <w:spacing w:val="-6"/>
-          <w:sz w:val="14"/>
-          <w:szCs w:val="14"/>
-        </w:rPr>
-      </w:pPr>
-    </w:p>
-    <w:p>
-      <w:pPr>
-        <w:tabs>
-          <w:tab w:val="left" w:pos="720"/>
-          <w:tab w:val="right" w:pos="10080"/>
-        </w:tabs>
-        <w:spacing w:line="276" w:lineRule="auto"/>
-        <w:rPr>
-          <w:rFonts w:ascii="Georgia" w:eastAsia="Batang" w:hAnsi="Georgia"/>
-          <w:spacing w:val="-6"/>
-          <w:sz w:val="21"/>
-          <w:szCs w:val="28"/>
-        </w:rPr>
-      </w:pPr>
-      <w:r>
-        <w:rPr>
-          <w:rFonts w:ascii="Georgia" w:eastAsia="Batang" w:hAnsi="Georgia"/>
-          <w:iCs/>
-          <w:spacing w:val="-6"/>
-          <w:sz w:val="21"/>
-          <w:szCs w:val="28"/>
-        </w:rPr>
-        <w:t>Remasking Discrete Diffusion Models with Inference-Time Scaling</w:t>
-      </w:r>
-      <w:r>
-        <w:rPr>
-          <w:rFonts w:ascii="Georgia" w:eastAsia="Batang" w:hAnsi="Georgia"/>
-          <w:iCs/>
-          <w:spacing w:val="-6"/>
-          <w:sz w:val="21"/>
-          <w:szCs w:val="28"/>
-        </w:rPr>
-        <w:tab/>
-      </w:r>
       <w:hyperlink r:id="rId13" w:history="1">
         <w:r>
           <w:rPr>
@@ -1843,7 +1625,7 @@
           <w:spacing w:val="-6"/>
           <w:sz w:val="20"/>
         </w:rPr>
-        <w:t>Guanghan Wang</w:t>
+        <w:t>Marianne Arriola</w:t>
       </w:r>
       <w:r>
         <w:rPr>
@@ -1892,25 +1674,52 @@
           <w:spacing w:val="-6"/>
           <w:sz w:val="20"/>
         </w:rPr>
-        <w:t xml:space="preserve"> Subham</w:t>
-      </w:r>
-      <w:r>
-        <w:rPr>
-          <w:rFonts w:ascii="Georgia" w:eastAsia="Batang" w:hAnsi="Georgia"/>
-          <w:i/>
-          <w:spacing w:val="-6"/>
-          <w:sz w:val="20"/>
-        </w:rPr>
-        <w:t xml:space="preserve"> Sekhar Sahoo,</w:t>
-      </w:r>
-      <w:r>
-        <w:rPr>
-          <w:rFonts w:ascii="Georgia" w:eastAsia="Batang" w:hAnsi="Georgia"/>
-          <w:i/>
-          <w:spacing w:val="-6"/>
-          <w:sz w:val="20"/>
-        </w:rPr>
         <w:t xml:space="preserve"> </w:t>
+      </w:r>
+      <w:r>
+        <w:rPr>
+          <w:rFonts w:ascii="Georgia" w:eastAsia="Batang" w:hAnsi="Georgia"/>
+          <w:i/>
+          <w:spacing w:val="-6"/>
+          <w:sz w:val="20"/>
+        </w:rPr>
+        <w:t>Hao Phung</w:t>
+      </w:r>
+      <w:r>
+        <w:rPr>
+          <w:rFonts w:ascii="Georgia" w:eastAsia="Batang" w:hAnsi="Georgia"/>
+          <w:i/>
+          <w:spacing w:val="-6"/>
+          <w:sz w:val="20"/>
+        </w:rPr>
+        <w:t>,</w:t>
+      </w:r>
+      <w:r>
+        <w:rPr>
+          <w:rFonts w:ascii="Georgia" w:eastAsia="Batang" w:hAnsi="Georgia"/>
+          <w:i/>
+          <w:spacing w:val="-6"/>
+          <w:sz w:val="20"/>
+        </w:rPr>
+        <w:t xml:space="preserve"> Aaron</w:t>
+      </w:r>
+      <w:r>
+        <w:rPr>
+          <w:rFonts w:ascii="Georgia" w:eastAsia="Batang" w:hAnsi="Georgia"/>
+          <w:i/>
+          <w:spacing w:val="-6"/>
+          <w:sz w:val="20"/>
+        </w:rPr>
+        <w:t xml:space="preserve"> </w:t>
+      </w:r>
+      <w:r>
+        <w:rPr>
+          <w:rFonts w:ascii="Georgia" w:eastAsia="Batang" w:hAnsi="Georgia"/>
+          <w:i/>
+          <w:spacing w:val="-6"/>
+          <w:sz w:val="20"/>
+        </w:rPr>
+        <w:t xml:space="preserve">Gokaslan, </w:t>
       </w:r>
       <w:r>
         <w:rPr>
@@ -1978,6 +1787,200 @@
         <w:spacing w:line="276" w:lineRule="auto"/>
         <w:rPr>
           <w:rFonts w:ascii="Georgia" w:eastAsia="Batang" w:hAnsi="Georgia"/>
+          <w:spacing w:val="-6"/>
+          <w:sz w:val="21"/>
+          <w:szCs w:val="28"/>
+        </w:rPr>
+      </w:pPr>
+      <w:r>
+        <w:rPr>
+          <w:rFonts w:ascii="Georgia" w:eastAsia="Batang" w:hAnsi="Georgia"/>
+          <w:iCs/>
+          <w:spacing w:val="-6"/>
+          <w:sz w:val="21"/>
+          <w:szCs w:val="28"/>
+        </w:rPr>
+        <w:t>Remasking Discrete Diffusion Models with Inference-Time Scaling</w:t>
+      </w:r>
+      <w:r>
+        <w:rPr>
+          <w:rFonts w:ascii="Georgia" w:eastAsia="Batang" w:hAnsi="Georgia"/>
+          <w:iCs/>
+          <w:spacing w:val="-6"/>
+          <w:sz w:val="21"/>
+          <w:szCs w:val="28"/>
+        </w:rPr>
+        <w:tab/>
+      </w:r>
+      <w:hyperlink r:id="rId14" w:history="1">
+        <w:r>
+          <w:rPr>
+            <w:rStyle w:val="Hyperlink"/>
+            <w:rFonts w:ascii="Georgia" w:eastAsia="Batang" w:hAnsi="Georgia"/>
+            <w:spacing w:val="-6"/>
+            <w:sz w:val="21"/>
+            <w:szCs w:val="28"/>
+          </w:rPr>
+          <w:t>NeurIPS 2025</w:t>
+        </w:r>
+      </w:hyperlink>
+    </w:p>
+    <w:p>
+      <w:pPr>
+        <w:tabs>
+          <w:tab w:val="left" w:pos="720"/>
+          <w:tab w:val="right" w:pos="10080"/>
+        </w:tabs>
+        <w:spacing w:line="276" w:lineRule="auto"/>
+        <w:rPr>
+          <w:rFonts w:ascii="Georgia" w:eastAsia="Batang" w:hAnsi="Georgia"/>
+          <w:i/>
+          <w:spacing w:val="-6"/>
+          <w:sz w:val="20"/>
+        </w:rPr>
+      </w:pPr>
+      <w:r>
+        <w:rPr>
+          <w:rFonts w:ascii="Georgia" w:eastAsia="Batang" w:hAnsi="Georgia"/>
+          <w:i/>
+          <w:spacing w:val="-6"/>
+          <w:sz w:val="20"/>
+        </w:rPr>
+        <w:t>Guanghan Wang</w:t>
+      </w:r>
+      <w:r>
+        <w:rPr>
+          <w:rFonts w:ascii="Georgia" w:eastAsia="Batang" w:hAnsi="Georgia"/>
+          <w:i/>
+          <w:spacing w:val="-6"/>
+          <w:sz w:val="20"/>
+        </w:rPr>
+        <w:t xml:space="preserve">*, </w:t>
+      </w:r>
+      <w:r>
+        <w:rPr>
+          <w:rFonts w:ascii="Georgia" w:eastAsia="Batang" w:hAnsi="Georgia"/>
+          <w:b/>
+          <w:bCs/>
+          <w:i/>
+          <w:spacing w:val="-6"/>
+          <w:sz w:val="20"/>
+        </w:rPr>
+        <w:t>Yair Schiff</w:t>
+      </w:r>
+      <w:r>
+        <w:rPr>
+          <w:rFonts w:ascii="Georgia" w:eastAsia="Batang" w:hAnsi="Georgia"/>
+          <w:b/>
+          <w:bCs/>
+          <w:i/>
+          <w:spacing w:val="-6"/>
+          <w:sz w:val="20"/>
+        </w:rPr>
+        <w:t>*</w:t>
+      </w:r>
+      <w:r>
+        <w:rPr>
+          <w:rFonts w:ascii="Georgia" w:eastAsia="Batang" w:hAnsi="Georgia"/>
+          <w:i/>
+          <w:spacing w:val="-6"/>
+          <w:sz w:val="20"/>
+        </w:rPr>
+        <w:t>,</w:t>
+      </w:r>
+      <w:r>
+        <w:rPr>
+          <w:rFonts w:ascii="Georgia" w:eastAsia="Batang" w:hAnsi="Georgia"/>
+          <w:i/>
+          <w:spacing w:val="-6"/>
+          <w:sz w:val="20"/>
+        </w:rPr>
+        <w:t xml:space="preserve"> Subham</w:t>
+      </w:r>
+      <w:r>
+        <w:rPr>
+          <w:rFonts w:ascii="Georgia" w:eastAsia="Batang" w:hAnsi="Georgia"/>
+          <w:i/>
+          <w:spacing w:val="-6"/>
+          <w:sz w:val="20"/>
+        </w:rPr>
+        <w:t xml:space="preserve"> Sekhar Sahoo,</w:t>
+      </w:r>
+      <w:r>
+        <w:rPr>
+          <w:rFonts w:ascii="Georgia" w:eastAsia="Batang" w:hAnsi="Georgia"/>
+          <w:i/>
+          <w:spacing w:val="-6"/>
+          <w:sz w:val="20"/>
+        </w:rPr>
+        <w:t xml:space="preserve"> </w:t>
+      </w:r>
+      <w:r>
+        <w:rPr>
+          <w:rFonts w:ascii="Georgia" w:eastAsia="Batang" w:hAnsi="Georgia"/>
+          <w:i/>
+          <w:spacing w:val="-6"/>
+          <w:sz w:val="20"/>
+        </w:rPr>
+        <w:t>Volodymyr Kuleshov</w:t>
+      </w:r>
+      <w:r>
+        <w:rPr>
+          <w:rFonts w:ascii="Georgia" w:eastAsia="Batang" w:hAnsi="Georgia"/>
+          <w:i/>
+          <w:spacing w:val="-6"/>
+          <w:sz w:val="20"/>
+        </w:rPr>
+        <w:tab/>
+      </w:r>
+      <w:r>
+        <w:rPr>
+          <w:rFonts w:ascii="Georgia" w:eastAsia="Batang" w:hAnsi="Georgia"/>
+          <w:i/>
+          <w:spacing w:val="-6"/>
+          <w:sz w:val="18"/>
+          <w:szCs w:val="22"/>
+        </w:rPr>
+        <w:t>(*</w:t>
+      </w:r>
+      <w:r>
+        <w:rPr>
+          <w:rFonts w:ascii="Georgia" w:eastAsia="Batang" w:hAnsi="Georgia"/>
+          <w:i/>
+          <w:spacing w:val="-6"/>
+          <w:sz w:val="18"/>
+          <w:szCs w:val="22"/>
+        </w:rPr>
+        <w:t>equal contribution)</w:t>
+      </w:r>
+    </w:p>
+    <w:p>
+      <w:pPr>
+        <w:tabs>
+          <w:tab w:val="left" w:pos="720"/>
+          <w:tab w:val="left" w:pos="1440"/>
+          <w:tab w:val="right" w:pos="10080"/>
+        </w:tabs>
+        <w:spacing w:line="276" w:lineRule="auto"/>
+        <w:rPr>
+          <w:rFonts w:ascii="Georgia" w:hAnsi="Georgia"/>
+          <w:b/>
+          <w:smallCaps/>
+          <w:spacing w:val="-6"/>
+          <w:sz w:val="14"/>
+          <w:szCs w:val="14"/>
+        </w:rPr>
+      </w:pPr>
+    </w:p>
+    <w:p>
+      <w:pPr>
+        <w:tabs>
+          <w:tab w:val="left" w:pos="720"/>
+          <w:tab w:val="right" w:pos="10080"/>
+        </w:tabs>
+        <w:spacing w:line="276" w:lineRule="auto"/>
+        <w:rPr>
+          <w:rFonts w:ascii="Georgia" w:eastAsia="Batang" w:hAnsi="Georgia"/>
           <w:iCs/>
           <w:spacing w:val="-6"/>
           <w:sz w:val="21"/>
@@ -2004,7 +2007,7 @@
         </w:rPr>
         <w:tab/>
       </w:r>
-      <w:hyperlink r:id="rId14" w:history="1">
+      <w:hyperlink r:id="rId15" w:history="1">
         <w:r>
           <w:rPr>
             <w:rStyle w:val="Hyperlink"/>
@@ -2164,7 +2167,7 @@
         </w:rPr>
         <w:tab/>
       </w:r>
-      <w:hyperlink r:id="rId15" w:history="1">
+      <w:hyperlink r:id="rId16" w:history="1">
         <w:r>
           <w:rPr>
             <w:rStyle w:val="Hyperlink"/>
@@ -2412,7 +2415,7 @@
         </w:rPr>
         <w:tab/>
       </w:r>
-      <w:hyperlink r:id="rId16" w:history="1">
+      <w:hyperlink r:id="rId17" w:history="1">
         <w:r>
           <w:rPr>
             <w:rStyle w:val="Hyperlink"/>
@@ -2547,7 +2550,7 @@
         </w:rPr>
         <w:tab/>
       </w:r>
-      <w:hyperlink r:id="rId17" w:history="1">
+      <w:hyperlink r:id="rId18" w:history="1">
         <w:r>
           <w:rPr>
             <w:rStyle w:val="Hyperlink"/>
@@ -2707,7 +2710,7 @@
         </w:rPr>
         <w:tab/>
       </w:r>
-      <w:hyperlink r:id="rId18" w:history="1">
+      <w:hyperlink r:id="rId19" w:history="1">
         <w:r>
           <w:rPr>
             <w:rStyle w:val="Hyperlink"/>
@@ -2852,7 +2855,7 @@
         </w:rPr>
         <w:tab/>
       </w:r>
-      <w:hyperlink r:id="rId19" w:history="1">
+      <w:hyperlink r:id="rId20" w:history="1">
         <w:r>
           <w:rPr>
             <w:rStyle w:val="Hyperlink"/>
@@ -2967,200 +2970,6 @@
           <w:szCs w:val="28"/>
         </w:rPr>
         <w:t>InfoDiffusion: Representation Learning</w:t>
-      </w:r>
-      <w:r>
-        <w:rPr>
-          <w:rFonts w:ascii="Georgia" w:eastAsia="Batang" w:hAnsi="Georgia"/>
-          <w:iCs/>
-          <w:spacing w:val="-6"/>
-          <w:sz w:val="21"/>
-          <w:szCs w:val="28"/>
-        </w:rPr>
-        <w:tab/>
-      </w:r>
-      <w:hyperlink r:id="rId20" w:history="1">
-        <w:r>
-          <w:rPr>
-            <w:rStyle w:val="Hyperlink"/>
-            <w:rFonts w:ascii="Georgia" w:eastAsia="Batang" w:hAnsi="Georgia"/>
-            <w:iCs/>
-            <w:spacing w:val="-6"/>
-            <w:sz w:val="21"/>
-            <w:szCs w:val="28"/>
-          </w:rPr>
-          <w:t>ICML 2023</w:t>
-        </w:r>
-      </w:hyperlink>
-    </w:p>
-    <w:p>
-      <w:pPr>
-        <w:tabs>
-          <w:tab w:val="left" w:pos="720"/>
-          <w:tab w:val="right" w:pos="10080"/>
-        </w:tabs>
-        <w:spacing w:line="276" w:lineRule="auto"/>
-        <w:rPr>
-          <w:rFonts w:ascii="Georgia" w:eastAsia="Batang" w:hAnsi="Georgia"/>
-          <w:spacing w:val="-6"/>
-          <w:sz w:val="21"/>
-          <w:szCs w:val="28"/>
-        </w:rPr>
-      </w:pPr>
-      <w:r>
-        <w:rPr>
-          <w:rFonts w:ascii="Georgia" w:eastAsia="Batang" w:hAnsi="Georgia"/>
-          <w:iCs/>
-          <w:spacing w:val="-6"/>
-          <w:sz w:val="21"/>
-          <w:szCs w:val="28"/>
-        </w:rPr>
-        <w:t>Using Information Maximizing Diffusion Models</w:t>
-      </w:r>
-      <w:r>
-        <w:rPr>
-          <w:rFonts w:ascii="Georgia" w:eastAsia="Batang" w:hAnsi="Georgia"/>
-          <w:iCs/>
-          <w:spacing w:val="-6"/>
-          <w:sz w:val="21"/>
-          <w:szCs w:val="28"/>
-        </w:rPr>
-        <w:tab/>
-      </w:r>
-    </w:p>
-    <w:p>
-      <w:pPr>
-        <w:tabs>
-          <w:tab w:val="left" w:pos="720"/>
-          <w:tab w:val="right" w:pos="10080"/>
-        </w:tabs>
-        <w:spacing w:line="276" w:lineRule="auto"/>
-        <w:rPr>
-          <w:rFonts w:ascii="Georgia" w:eastAsia="Batang" w:hAnsi="Georgia"/>
-          <w:i/>
-          <w:spacing w:val="-6"/>
-          <w:sz w:val="20"/>
-          <w:szCs w:val="20"/>
-        </w:rPr>
-      </w:pPr>
-      <w:r>
-        <w:rPr>
-          <w:rFonts w:ascii="Georgia" w:eastAsia="Batang" w:hAnsi="Georgia"/>
-          <w:i/>
-          <w:spacing w:val="-6"/>
-          <w:sz w:val="20"/>
-          <w:szCs w:val="20"/>
-        </w:rPr>
-        <w:t xml:space="preserve">Yingheng Wang, </w:t>
-      </w:r>
-      <w:r>
-        <w:rPr>
-          <w:rFonts w:ascii="Georgia" w:eastAsia="Batang" w:hAnsi="Georgia"/>
-          <w:b/>
-          <w:bCs/>
-          <w:i/>
-          <w:spacing w:val="-6"/>
-          <w:sz w:val="20"/>
-          <w:szCs w:val="20"/>
-        </w:rPr>
-        <w:t>Yair Schiff</w:t>
-      </w:r>
-      <w:r>
-        <w:rPr>
-          <w:rFonts w:ascii="Georgia" w:eastAsia="Batang" w:hAnsi="Georgia"/>
-          <w:i/>
-          <w:spacing w:val="-6"/>
-          <w:sz w:val="20"/>
-          <w:szCs w:val="20"/>
-        </w:rPr>
-        <w:t>, Aaron Gokaslan, Weishen Pan,</w:t>
-      </w:r>
-      <w:r>
-        <w:rPr>
-          <w:rFonts w:ascii="Georgia" w:eastAsia="Batang" w:hAnsi="Georgia"/>
-          <w:i/>
-          <w:spacing w:val="-6"/>
-          <w:sz w:val="20"/>
-          <w:szCs w:val="20"/>
-        </w:rPr>
-        <w:t xml:space="preserve"> </w:t>
-      </w:r>
-      <w:r>
-        <w:rPr>
-          <w:rFonts w:ascii="Georgia" w:eastAsia="Batang" w:hAnsi="Georgia"/>
-          <w:i/>
-          <w:spacing w:val="-6"/>
-          <w:sz w:val="20"/>
-          <w:szCs w:val="20"/>
-        </w:rPr>
-        <w:t>Fei Wang,</w:t>
-      </w:r>
-    </w:p>
-    <w:p>
-      <w:pPr>
-        <w:tabs>
-          <w:tab w:val="left" w:pos="720"/>
-          <w:tab w:val="right" w:pos="10080"/>
-        </w:tabs>
-        <w:spacing w:line="276" w:lineRule="auto"/>
-        <w:rPr>
-          <w:rFonts w:ascii="Georgia" w:eastAsia="Batang" w:hAnsi="Georgia"/>
-          <w:i/>
-          <w:spacing w:val="-6"/>
-          <w:sz w:val="20"/>
-          <w:szCs w:val="20"/>
-        </w:rPr>
-      </w:pPr>
-      <w:r>
-        <w:rPr>
-          <w:rFonts w:ascii="Georgia" w:eastAsia="Batang" w:hAnsi="Georgia"/>
-          <w:i/>
-          <w:spacing w:val="-6"/>
-          <w:sz w:val="20"/>
-          <w:szCs w:val="20"/>
-        </w:rPr>
-        <w:t xml:space="preserve"> Christopher De Sa, Volodymyr Kuleshov</w:t>
-      </w:r>
-    </w:p>
-    <w:p>
-      <w:pPr>
-        <w:tabs>
-          <w:tab w:val="left" w:pos="720"/>
-          <w:tab w:val="right" w:pos="10080"/>
-        </w:tabs>
-        <w:spacing w:line="276" w:lineRule="auto"/>
-        <w:rPr>
-          <w:rFonts w:ascii="Georgia" w:eastAsia="Batang" w:hAnsi="Georgia"/>
-          <w:iCs/>
-          <w:spacing w:val="-6"/>
-          <w:sz w:val="14"/>
-          <w:szCs w:val="14"/>
-        </w:rPr>
-      </w:pPr>
-    </w:p>
-    <w:p>
-      <w:pPr>
-        <w:tabs>
-          <w:tab w:val="left" w:pos="720"/>
-          <w:tab w:val="right" w:pos="10080"/>
-        </w:tabs>
-        <w:spacing w:line="276" w:lineRule="auto"/>
-        <w:rPr>
-          <w:rFonts w:ascii="Georgia" w:eastAsia="Batang" w:hAnsi="Georgia"/>
-          <w:iCs/>
-          <w:spacing w:val="-6"/>
-          <w:sz w:val="21"/>
-          <w:szCs w:val="28"/>
-        </w:rPr>
-      </w:pPr>
-      <w:r>
-        <w:rPr>
-          <w:rFonts w:ascii="Georgia" w:eastAsia="Batang" w:hAnsi="Georgia"/>
-          <w:iCs/>
-          <w:spacing w:val="-6"/>
-          <w:sz w:val="21"/>
-          <w:szCs w:val="28"/>
-        </w:rPr>
-        <w:t>Semi-Autoregressive Energy Flows: Exploring Likelihood-Free</w:t>
       </w:r>
       <w:r>
         <w:rPr>
@@ -3208,7 +3017,17 @@
           <w:sz w:val="21"/>
           <w:szCs w:val="28"/>
         </w:rPr>
-        <w:t>Training of Normalizing Flows</w:t>
+        <w:t>Using Information Maximizing Diffusion Models</w:t>
+      </w:r>
+      <w:r>
+        <w:rPr>
+          <w:rFonts w:ascii="Georgia" w:eastAsia="Batang" w:hAnsi="Georgia"/>
+          <w:iCs/>
+          <w:spacing w:val="-6"/>
+          <w:sz w:val="21"/>
+          <w:szCs w:val="28"/>
+        </w:rPr>
+        <w:tab/>
       </w:r>
     </w:p>
     <w:p>
@@ -3234,7 +3053,7 @@
           <w:sz w:val="20"/>
           <w:szCs w:val="20"/>
         </w:rPr>
-        <w:t xml:space="preserve">Phillip Si, Zeyi Chen, Subham Sekhar Sahoo, </w:t>
+        <w:t xml:space="preserve">Yingheng Wang, </w:t>
       </w:r>
       <w:r>
         <w:rPr>
@@ -3256,7 +3075,53 @@
           <w:sz w:val="20"/>
           <w:szCs w:val="20"/>
         </w:rPr>
-        <w:t>, Volodymyr Kuleshov</w:t>
+        <w:t>, Aaron Gokaslan, Weishen Pan,</w:t>
+      </w:r>
+      <w:r>
+        <w:rPr>
+          <w:rFonts w:ascii="Georgia" w:eastAsia="Batang" w:hAnsi="Georgia"/>
+          <w:i/>
+          <w:spacing w:val="-6"/>
+          <w:sz w:val="20"/>
+          <w:szCs w:val="20"/>
+        </w:rPr>
+        <w:t xml:space="preserve"> </w:t>
+      </w:r>
+      <w:r>
+        <w:rPr>
+          <w:rFonts w:ascii="Georgia" w:eastAsia="Batang" w:hAnsi="Georgia"/>
+          <w:i/>
+          <w:spacing w:val="-6"/>
+          <w:sz w:val="20"/>
+          <w:szCs w:val="20"/>
+        </w:rPr>
+        <w:t>Fei Wang,</w:t>
+      </w:r>
+    </w:p>
+    <w:p>
+      <w:pPr>
+        <w:tabs>
+          <w:tab w:val="left" w:pos="720"/>
+          <w:tab w:val="right" w:pos="10080"/>
+        </w:tabs>
+        <w:spacing w:line="276" w:lineRule="auto"/>
+        <w:rPr>
+          <w:rFonts w:ascii="Georgia" w:eastAsia="Batang" w:hAnsi="Georgia"/>
+          <w:i/>
+          <w:spacing w:val="-6"/>
+          <w:sz w:val="20"/>
+          <w:szCs w:val="20"/>
+        </w:rPr>
+      </w:pPr>
+      <w:r>
+        <w:rPr>
+          <w:rFonts w:ascii="Georgia" w:eastAsia="Batang" w:hAnsi="Georgia"/>
+          <w:i/>
+          <w:spacing w:val="-6"/>
+          <w:sz w:val="20"/>
+          <w:szCs w:val="20"/>
+        </w:rPr>
+        <w:t xml:space="preserve"> Christopher De Sa, Volodymyr Kuleshov</w:t>
       </w:r>
     </w:p>
     <w:p>
@@ -3298,7 +3163,7 @@
           <w:sz w:val="21"/>
           <w:szCs w:val="28"/>
         </w:rPr>
-        <w:t>Learning with Stochastic Orders</w:t>
+        <w:t>Semi-Autoregressive Energy Flows: Exploring Likelihood-Free</w:t>
       </w:r>
       <w:r>
         <w:rPr>
@@ -3320,7 +3185,7 @@
             <w:sz w:val="21"/>
             <w:szCs w:val="28"/>
           </w:rPr>
-          <w:t>ICLR 2023</w:t>
+          <w:t>ICML 2023</w:t>
         </w:r>
       </w:hyperlink>
     </w:p>
@@ -3333,13 +3198,29 @@
         <w:spacing w:line="276" w:lineRule="auto"/>
         <w:rPr>
           <w:rFonts w:ascii="Georgia" w:eastAsia="Batang" w:hAnsi="Georgia"/>
-          <w:i/>
-          <w:spacing w:val="-6"/>
-          <w:sz w:val="21"/>
-          <w:szCs w:val="28"/>
-        </w:rPr>
-      </w:pPr>
-      <w:r>
+          <w:spacing w:val="-6"/>
+          <w:sz w:val="21"/>
+          <w:szCs w:val="28"/>
+        </w:rPr>
+      </w:pPr>
+      <w:r>
+        <w:rPr>
+          <w:rFonts w:ascii="Georgia" w:eastAsia="Batang" w:hAnsi="Georgia"/>
+          <w:iCs/>
+          <w:spacing w:val="-6"/>
+          <w:sz w:val="21"/>
+          <w:szCs w:val="28"/>
+        </w:rPr>
+        <w:t>Training of Normalizing Flows</w:t>
+      </w:r>
+    </w:p>
+    <w:p>
+      <w:pPr>
+        <w:tabs>
+          <w:tab w:val="left" w:pos="720"/>
+          <w:tab w:val="right" w:pos="10080"/>
+        </w:tabs>
+        <w:spacing w:line="276" w:lineRule="auto"/>
         <w:rPr>
           <w:rFonts w:ascii="Georgia" w:eastAsia="Batang" w:hAnsi="Georgia"/>
           <w:i/>
@@ -3347,7 +3228,16 @@
           <w:sz w:val="20"/>
           <w:szCs w:val="20"/>
         </w:rPr>
-        <w:t xml:space="preserve">Carles Domingo-Enrich, </w:t>
+      </w:pPr>
+      <w:r>
+        <w:rPr>
+          <w:rFonts w:ascii="Georgia" w:eastAsia="Batang" w:hAnsi="Georgia"/>
+          <w:i/>
+          <w:spacing w:val="-6"/>
+          <w:sz w:val="20"/>
+          <w:szCs w:val="20"/>
+        </w:rPr>
+        <w:t xml:space="preserve">Phillip Si, Zeyi Chen, Subham Sekhar Sahoo, </w:t>
       </w:r>
       <w:r>
         <w:rPr>
@@ -3369,57 +3259,7 @@
           <w:sz w:val="20"/>
           <w:szCs w:val="20"/>
         </w:rPr>
-        <w:t>, Youssef Mroueh</w:t>
-      </w:r>
-      <w:r>
-        <w:rPr>
-          <w:rFonts w:ascii="Georgia" w:eastAsia="Batang" w:hAnsi="Georgia"/>
-          <w:iCs/>
-          <w:spacing w:val="-6"/>
-          <w:sz w:val="21"/>
-          <w:szCs w:val="28"/>
-        </w:rPr>
-        <w:tab/>
-      </w:r>
-      <w:r>
-        <w:rPr>
-          <w:rFonts w:ascii="Georgia" w:eastAsia="Batang" w:hAnsi="Georgia"/>
-          <w:i/>
-          <w:spacing w:val="-6"/>
-          <w:sz w:val="21"/>
-          <w:szCs w:val="28"/>
-        </w:rPr>
-        <w:t>(</w:t>
-      </w:r>
-      <w:r>
-        <w:rPr>
-          <w:rFonts w:ascii="Georgia" w:eastAsia="Batang" w:hAnsi="Georgia"/>
-          <w:i/>
-          <w:spacing w:val="-6"/>
-          <w:sz w:val="18"/>
-          <w:szCs w:val="22"/>
-        </w:rPr>
-        <w:t>Notable Top 25%</w:t>
-      </w:r>
-      <w:r>
-        <w:rPr>
-          <w:rFonts w:ascii="Georgia" w:eastAsia="Batang" w:hAnsi="Georgia"/>
-          <w:i/>
-          <w:spacing w:val="-6"/>
-          <w:sz w:val="18"/>
-          <w:szCs w:val="22"/>
-        </w:rPr>
-        <w:t xml:space="preserve"> acceptance</w:t>
-      </w:r>
-      <w:r>
-        <w:rPr>
-          <w:rFonts w:ascii="Georgia" w:eastAsia="Batang" w:hAnsi="Georgia"/>
-          <w:i/>
-          <w:spacing w:val="-6"/>
-          <w:sz w:val="18"/>
-          <w:szCs w:val="22"/>
-        </w:rPr>
-        <w:t>)</w:t>
+        <w:t>, Volodymyr Kuleshov</w:t>
       </w:r>
     </w:p>
     <w:p>
@@ -3447,20 +3287,21 @@
         <w:spacing w:line="276" w:lineRule="auto"/>
         <w:rPr>
           <w:rFonts w:ascii="Georgia" w:eastAsia="Batang" w:hAnsi="Georgia"/>
-          <w:spacing w:val="-6"/>
-          <w:sz w:val="21"/>
-          <w:szCs w:val="28"/>
-        </w:rPr>
-      </w:pPr>
-      <w:r>
-        <w:rPr>
-          <w:rFonts w:ascii="Georgia" w:eastAsia="Batang" w:hAnsi="Georgia"/>
-          <w:iCs/>
-          <w:spacing w:val="-6"/>
-          <w:sz w:val="21"/>
-          <w:szCs w:val="28"/>
-        </w:rPr>
-        <w:t>Semi-Parametric Inducing Point Networks and Neural Processes</w:t>
+          <w:iCs/>
+          <w:spacing w:val="-6"/>
+          <w:sz w:val="21"/>
+          <w:szCs w:val="28"/>
+        </w:rPr>
+      </w:pPr>
+      <w:r>
+        <w:rPr>
+          <w:rFonts w:ascii="Georgia" w:eastAsia="Batang" w:hAnsi="Georgia"/>
+          <w:iCs/>
+          <w:spacing w:val="-6"/>
+          <w:sz w:val="21"/>
+          <w:szCs w:val="28"/>
+        </w:rPr>
+        <w:t>Learning with Stochastic Orders</w:t>
       </w:r>
       <w:r>
         <w:rPr>
@@ -3497,19 +3338,19 @@
           <w:rFonts w:ascii="Georgia" w:eastAsia="Batang" w:hAnsi="Georgia"/>
           <w:i/>
           <w:spacing w:val="-6"/>
+          <w:sz w:val="21"/>
+          <w:szCs w:val="28"/>
+        </w:rPr>
+      </w:pPr>
+      <w:r>
+        <w:rPr>
+          <w:rFonts w:ascii="Georgia" w:eastAsia="Batang" w:hAnsi="Georgia"/>
+          <w:i/>
+          <w:spacing w:val="-6"/>
           <w:sz w:val="20"/>
           <w:szCs w:val="20"/>
         </w:rPr>
-      </w:pPr>
-      <w:r>
-        <w:rPr>
-          <w:rFonts w:ascii="Georgia" w:eastAsia="Batang" w:hAnsi="Georgia"/>
-          <w:i/>
-          <w:spacing w:val="-6"/>
-          <w:sz w:val="20"/>
-          <w:szCs w:val="20"/>
-        </w:rPr>
-        <w:t xml:space="preserve">Richa Rastogi, </w:t>
+        <w:t xml:space="preserve">Carles Domingo-Enrich, </w:t>
       </w:r>
       <w:r>
         <w:rPr>
@@ -3531,43 +3372,57 @@
           <w:sz w:val="20"/>
           <w:szCs w:val="20"/>
         </w:rPr>
-        <w:t>, Alon Hacohen, Zhaozhi Li, Ian Lee, Yuntian Deng,</w:t>
-      </w:r>
-      <w:r>
-        <w:rPr>
-          <w:rFonts w:ascii="Georgia" w:eastAsia="Batang" w:hAnsi="Georgia"/>
-          <w:i/>
-          <w:spacing w:val="-6"/>
-          <w:sz w:val="20"/>
-          <w:szCs w:val="20"/>
+        <w:t>, Youssef Mroueh</w:t>
+      </w:r>
+      <w:r>
+        <w:rPr>
+          <w:rFonts w:ascii="Georgia" w:eastAsia="Batang" w:hAnsi="Georgia"/>
+          <w:iCs/>
+          <w:spacing w:val="-6"/>
+          <w:sz w:val="21"/>
+          <w:szCs w:val="28"/>
         </w:rPr>
         <w:tab/>
       </w:r>
-    </w:p>
-    <w:p>
-      <w:pPr>
-        <w:tabs>
-          <w:tab w:val="left" w:pos="720"/>
-          <w:tab w:val="right" w:pos="10080"/>
-        </w:tabs>
-        <w:spacing w:line="276" w:lineRule="auto"/>
-        <w:rPr>
-          <w:rFonts w:ascii="Georgia" w:eastAsia="Batang" w:hAnsi="Georgia"/>
-          <w:i/>
-          <w:spacing w:val="-6"/>
-          <w:sz w:val="20"/>
-          <w:szCs w:val="20"/>
-        </w:rPr>
-      </w:pPr>
-      <w:r>
-        <w:rPr>
-          <w:rFonts w:ascii="Georgia" w:eastAsia="Batang" w:hAnsi="Georgia"/>
-          <w:i/>
-          <w:spacing w:val="-6"/>
-          <w:sz w:val="20"/>
-          <w:szCs w:val="20"/>
-        </w:rPr>
-        <w:t>Mert R. Sabuncu, Volodymyr Kuleshov</w:t>
+      <w:r>
+        <w:rPr>
+          <w:rFonts w:ascii="Georgia" w:eastAsia="Batang" w:hAnsi="Georgia"/>
+          <w:i/>
+          <w:spacing w:val="-6"/>
+          <w:sz w:val="21"/>
+          <w:szCs w:val="28"/>
+        </w:rPr>
+        <w:t>(</w:t>
+      </w:r>
+      <w:r>
+        <w:rPr>
+          <w:rFonts w:ascii="Georgia" w:eastAsia="Batang" w:hAnsi="Georgia"/>
+          <w:i/>
+          <w:spacing w:val="-6"/>
+          <w:sz w:val="18"/>
+          <w:szCs w:val="22"/>
+        </w:rPr>
+        <w:t>Notable Top 25%</w:t>
+      </w:r>
+      <w:r>
+        <w:rPr>
+          <w:rFonts w:ascii="Georgia" w:eastAsia="Batang" w:hAnsi="Georgia"/>
+          <w:i/>
+          <w:spacing w:val="-6"/>
+          <w:sz w:val="18"/>
+          <w:szCs w:val="22"/>
+        </w:rPr>
+        <w:t xml:space="preserve"> acceptance</w:t>
+      </w:r>
+      <w:r>
+        <w:rPr>
+          <w:rFonts w:ascii="Georgia" w:eastAsia="Batang" w:hAnsi="Georgia"/>
+          <w:i/>
+          <w:spacing w:val="-6"/>
+          <w:sz w:val="18"/>
+          <w:szCs w:val="22"/>
+        </w:rPr>
+        <w:t>)</w:t>
       </w:r>
     </w:p>
     <w:p>
@@ -3597,6 +3452,154 @@
           <w:rFonts w:ascii="Georgia" w:eastAsia="Batang" w:hAnsi="Georgia"/>
           <w:spacing w:val="-6"/>
           <w:sz w:val="21"/>
+          <w:szCs w:val="28"/>
+        </w:rPr>
+      </w:pPr>
+      <w:r>
+        <w:rPr>
+          <w:rFonts w:ascii="Georgia" w:eastAsia="Batang" w:hAnsi="Georgia"/>
+          <w:iCs/>
+          <w:spacing w:val="-6"/>
+          <w:sz w:val="21"/>
+          <w:szCs w:val="28"/>
+        </w:rPr>
+        <w:t>Semi-Parametric Inducing Point Networks and Neural Processes</w:t>
+      </w:r>
+      <w:r>
+        <w:rPr>
+          <w:rFonts w:ascii="Georgia" w:eastAsia="Batang" w:hAnsi="Georgia"/>
+          <w:iCs/>
+          <w:spacing w:val="-6"/>
+          <w:sz w:val="21"/>
+          <w:szCs w:val="28"/>
+        </w:rPr>
+        <w:tab/>
+      </w:r>
+      <w:hyperlink r:id="rId24" w:history="1">
+        <w:r>
+          <w:rPr>
+            <w:rStyle w:val="Hyperlink"/>
+            <w:rFonts w:ascii="Georgia" w:eastAsia="Batang" w:hAnsi="Georgia"/>
+            <w:iCs/>
+            <w:spacing w:val="-6"/>
+            <w:sz w:val="21"/>
+            <w:szCs w:val="28"/>
+          </w:rPr>
+          <w:t>ICLR 2023</w:t>
+        </w:r>
+      </w:hyperlink>
+    </w:p>
+    <w:p>
+      <w:pPr>
+        <w:tabs>
+          <w:tab w:val="left" w:pos="720"/>
+          <w:tab w:val="right" w:pos="10080"/>
+        </w:tabs>
+        <w:spacing w:line="276" w:lineRule="auto"/>
+        <w:rPr>
+          <w:rFonts w:ascii="Georgia" w:eastAsia="Batang" w:hAnsi="Georgia"/>
+          <w:i/>
+          <w:spacing w:val="-6"/>
+          <w:sz w:val="20"/>
+          <w:szCs w:val="20"/>
+        </w:rPr>
+      </w:pPr>
+      <w:r>
+        <w:rPr>
+          <w:rFonts w:ascii="Georgia" w:eastAsia="Batang" w:hAnsi="Georgia"/>
+          <w:i/>
+          <w:spacing w:val="-6"/>
+          <w:sz w:val="20"/>
+          <w:szCs w:val="20"/>
+        </w:rPr>
+        <w:t xml:space="preserve">Richa Rastogi, </w:t>
+      </w:r>
+      <w:r>
+        <w:rPr>
+          <w:rFonts w:ascii="Georgia" w:eastAsia="Batang" w:hAnsi="Georgia"/>
+          <w:b/>
+          <w:bCs/>
+          <w:i/>
+          <w:spacing w:val="-6"/>
+          <w:sz w:val="20"/>
+          <w:szCs w:val="20"/>
+        </w:rPr>
+        <w:t>Yair Schiff</w:t>
+      </w:r>
+      <w:r>
+        <w:rPr>
+          <w:rFonts w:ascii="Georgia" w:eastAsia="Batang" w:hAnsi="Georgia"/>
+          <w:i/>
+          <w:spacing w:val="-6"/>
+          <w:sz w:val="20"/>
+          <w:szCs w:val="20"/>
+        </w:rPr>
+        <w:t>, Alon Hacohen, Zhaozhi Li, Ian Lee, Yuntian Deng,</w:t>
+      </w:r>
+      <w:r>
+        <w:rPr>
+          <w:rFonts w:ascii="Georgia" w:eastAsia="Batang" w:hAnsi="Georgia"/>
+          <w:i/>
+          <w:spacing w:val="-6"/>
+          <w:sz w:val="20"/>
+          <w:szCs w:val="20"/>
+        </w:rPr>
+        <w:tab/>
+      </w:r>
+    </w:p>
+    <w:p>
+      <w:pPr>
+        <w:tabs>
+          <w:tab w:val="left" w:pos="720"/>
+          <w:tab w:val="right" w:pos="10080"/>
+        </w:tabs>
+        <w:spacing w:line="276" w:lineRule="auto"/>
+        <w:rPr>
+          <w:rFonts w:ascii="Georgia" w:eastAsia="Batang" w:hAnsi="Georgia"/>
+          <w:i/>
+          <w:spacing w:val="-6"/>
+          <w:sz w:val="20"/>
+          <w:szCs w:val="20"/>
+        </w:rPr>
+      </w:pPr>
+      <w:r>
+        <w:rPr>
+          <w:rFonts w:ascii="Georgia" w:eastAsia="Batang" w:hAnsi="Georgia"/>
+          <w:i/>
+          <w:spacing w:val="-6"/>
+          <w:sz w:val="20"/>
+          <w:szCs w:val="20"/>
+        </w:rPr>
+        <w:t>Mert R. Sabuncu, Volodymyr Kuleshov</w:t>
+      </w:r>
+    </w:p>
+    <w:p>
+      <w:pPr>
+        <w:tabs>
+          <w:tab w:val="left" w:pos="720"/>
+          <w:tab w:val="right" w:pos="10080"/>
+        </w:tabs>
+        <w:spacing w:line="276" w:lineRule="auto"/>
+        <w:rPr>
+          <w:rFonts w:ascii="Georgia" w:eastAsia="Batang" w:hAnsi="Georgia"/>
+          <w:iCs/>
+          <w:spacing w:val="-6"/>
+          <w:sz w:val="14"/>
+          <w:szCs w:val="14"/>
+        </w:rPr>
+      </w:pPr>
+    </w:p>
+    <w:p>
+      <w:pPr>
+        <w:tabs>
+          <w:tab w:val="left" w:pos="720"/>
+          <w:tab w:val="right" w:pos="10080"/>
+        </w:tabs>
+        <w:spacing w:line="276" w:lineRule="auto"/>
+        <w:rPr>
+          <w:rFonts w:ascii="Georgia" w:eastAsia="Batang" w:hAnsi="Georgia"/>
+          <w:spacing w:val="-6"/>
+          <w:sz w:val="21"/>
           <w:szCs w:val="21"/>
         </w:rPr>
       </w:pPr>
@@ -3620,7 +3623,7 @@
         </w:rPr>
         <w:tab/>
       </w:r>
-      <w:hyperlink r:id="rId24" w:history="1">
+      <w:hyperlink r:id="rId25" w:history="1">
         <w:r>
           <w:rPr>
             <w:rStyle w:val="Hyperlink"/>
@@ -3882,7 +3885,7 @@
         </w:rPr>
         <w:tab/>
       </w:r>
-      <w:hyperlink r:id="rId25" w:history="1">
+      <w:hyperlink r:id="rId26" w:history="1">
         <w:r>
           <w:rPr>
             <w:rStyle w:val="Hyperlink"/>
@@ -4082,7 +4085,7 @@
         </w:rPr>
         <w:tab/>
       </w:r>
-      <w:hyperlink r:id="rId26" w:history="1">
+      <w:hyperlink r:id="rId27" w:history="1">
         <w:r>
           <w:rPr>
             <w:rStyle w:val="Hyperlink"/>
@@ -4390,7 +4393,7 @@
         </w:rPr>
         <w:tab/>
       </w:r>
-      <w:hyperlink r:id="rId27" w:history="1">
+      <w:hyperlink r:id="rId28" w:history="1">
         <w:r>
           <w:rPr>
             <w:rStyle w:val="Hyperlink"/>
@@ -4596,7 +4599,7 @@
         </w:rPr>
         <w:tab/>
       </w:r>
-      <w:hyperlink r:id="rId28" w:history="1">
+      <w:hyperlink r:id="rId29" w:history="1">
         <w:r>
           <w:rPr>
             <w:rStyle w:val="Hyperlink"/>
@@ -5010,7 +5013,7 @@
         </w:rPr>
         <w:tab/>
       </w:r>
-      <w:hyperlink r:id="rId29" w:history="1">
+      <w:hyperlink r:id="rId30" w:history="1">
         <w:r>
           <w:rPr>
             <w:rStyle w:val="Hyperlink"/>
@@ -5576,7 +5579,7 @@
         </w:rPr>
         <w:tab/>
       </w:r>
-      <w:hyperlink r:id="rId30" w:history="1">
+      <w:hyperlink r:id="rId31" w:history="1">
         <w:r>
           <w:rPr>
             <w:rStyle w:val="Hyperlink"/>
@@ -5642,7 +5645,7 @@
         </w:rPr>
         <w:tab/>
       </w:r>
-      <w:hyperlink r:id="rId31" w:history="1">
+      <w:hyperlink r:id="rId32" w:history="1">
         <w:r>
           <w:rPr>
             <w:rStyle w:val="Hyperlink"/>
@@ -5752,7 +5755,7 @@
         </w:rPr>
         <w:tab/>
       </w:r>
-      <w:hyperlink r:id="rId32" w:history="1">
+      <w:hyperlink r:id="rId33" w:history="1">
         <w:r>
           <w:rPr>
             <w:rStyle w:val="Hyperlink"/>
@@ -5952,7 +5955,7 @@
         </w:rPr>
         <w:tab/>
       </w:r>
-      <w:hyperlink r:id="rId33" w:history="1">
+      <w:hyperlink r:id="rId34" w:history="1">
         <w:r>
           <w:rPr>
             <w:rStyle w:val="Hyperlink"/>
@@ -6148,7 +6151,7 @@
         </w:rPr>
         <w:tab/>
       </w:r>
-      <w:hyperlink r:id="rId34" w:history="1">
+      <w:hyperlink r:id="rId35" w:history="1">
         <w:r>
           <w:rPr>
             <w:rStyle w:val="Hyperlink"/>
@@ -6373,7 +6376,7 @@
         </w:rPr>
         <w:tab/>
       </w:r>
-      <w:hyperlink r:id="rId35" w:history="1">
+      <w:hyperlink r:id="rId36" w:history="1">
         <w:r>
           <w:rPr>
             <w:rStyle w:val="Hyperlink"/>
@@ -6817,7 +6820,7 @@
         </w:rPr>
         <w:tab/>
       </w:r>
-      <w:hyperlink r:id="rId36" w:history="1">
+      <w:hyperlink r:id="rId37" w:history="1">
         <w:r>
           <w:rPr>
             <w:rStyle w:val="Hyperlink"/>
@@ -6873,7 +6876,7 @@
         </w:rPr>
         <w:t xml:space="preserve"> (</w:t>
       </w:r>
-      <w:hyperlink r:id="rId37" w:history="1">
+      <w:hyperlink r:id="rId38" w:history="1">
         <w:r>
           <w:rPr>
             <w:rStyle w:val="Hyperlink"/>
@@ -6948,7 +6951,7 @@
         </w:rPr>
         <w:tab/>
       </w:r>
-      <w:hyperlink r:id="rId38" w:history="1">
+      <w:hyperlink r:id="rId39" w:history="1">
         <w:r>
           <w:rPr>
             <w:rStyle w:val="Hyperlink"/>
@@ -7023,72 +7026,6 @@
           <w:szCs w:val="28"/>
         </w:rPr>
         <w:t>Grand Challenge</w:t>
-      </w:r>
-      <w:r>
-        <w:rPr>
-          <w:rFonts w:ascii="Georgia" w:eastAsia="Batang" w:hAnsi="Georgia"/>
-          <w:iCs/>
-          <w:spacing w:val="-6"/>
-          <w:sz w:val="21"/>
-          <w:szCs w:val="28"/>
-        </w:rPr>
-        <w:t xml:space="preserve"> (</w:t>
-      </w:r>
-      <w:hyperlink r:id="rId39" w:history="1">
-        <w:r>
-          <w:rPr>
-            <w:rStyle w:val="Hyperlink"/>
-            <w:rFonts w:ascii="Georgia" w:eastAsia="Batang" w:hAnsi="Georgia"/>
-            <w:iCs/>
-            <w:spacing w:val="-6"/>
-            <w:sz w:val="21"/>
-            <w:szCs w:val="28"/>
-          </w:rPr>
-          <w:t>video</w:t>
-        </w:r>
-      </w:hyperlink>
-      <w:r>
-        <w:rPr>
-          <w:rFonts w:ascii="Georgia" w:eastAsia="Batang" w:hAnsi="Georgia"/>
-          <w:iCs/>
-          <w:spacing w:val="-6"/>
-          <w:sz w:val="21"/>
-          <w:szCs w:val="28"/>
-        </w:rPr>
-        <w:t>)</w:t>
-      </w:r>
-    </w:p>
-    <w:p>
-      <w:pPr>
-        <w:pStyle w:val="ListParagraph"/>
-        <w:numPr>
-          <w:ilvl w:val="0"/>
-          <w:numId w:val="21"/>
-        </w:numPr>
-        <w:tabs>
-          <w:tab w:val="left" w:pos="720"/>
-          <w:tab w:val="left" w:pos="1440"/>
-          <w:tab w:val="right" w:pos="10080"/>
-        </w:tabs>
-        <w:spacing w:line="276" w:lineRule="auto"/>
-        <w:ind w:left="540"/>
-        <w:rPr>
-          <w:rFonts w:ascii="Georgia" w:eastAsia="Batang" w:hAnsi="Georgia"/>
-          <w:i/>
-          <w:spacing w:val="-6"/>
-          <w:sz w:val="21"/>
-          <w:szCs w:val="28"/>
-        </w:rPr>
-      </w:pPr>
-      <w:r>
-        <w:rPr>
-          <w:rFonts w:ascii="Georgia" w:eastAsia="Batang" w:hAnsi="Georgia"/>
-          <w:iCs/>
-          <w:spacing w:val="-6"/>
-          <w:sz w:val="21"/>
-          <w:szCs w:val="28"/>
-        </w:rPr>
-        <w:t>Presented “Alleviating Noisy Data in Image Captioning with Cooperative Distillation”</w:t>
       </w:r>
       <w:r>
         <w:rPr>
@@ -7126,95 +7063,45 @@
     </w:p>
     <w:p>
       <w:pPr>
+        <w:pStyle w:val="ListParagraph"/>
+        <w:numPr>
+          <w:ilvl w:val="0"/>
+          <w:numId w:val="21"/>
+        </w:numPr>
         <w:tabs>
           <w:tab w:val="left" w:pos="720"/>
           <w:tab w:val="left" w:pos="1440"/>
           <w:tab w:val="right" w:pos="10080"/>
         </w:tabs>
         <w:spacing w:line="276" w:lineRule="auto"/>
-        <w:rPr>
-          <w:rFonts w:ascii="Georgia" w:eastAsia="Batang" w:hAnsi="Georgia"/>
-          <w:iCs/>
-          <w:spacing w:val="-6"/>
-          <w:sz w:val="16"/>
-          <w:szCs w:val="16"/>
-        </w:rPr>
-      </w:pPr>
-    </w:p>
-    <w:p>
-      <w:pPr>
-        <w:tabs>
-          <w:tab w:val="left" w:pos="720"/>
-          <w:tab w:val="left" w:pos="1440"/>
-          <w:tab w:val="right" w:pos="10080"/>
-        </w:tabs>
-        <w:spacing w:line="276" w:lineRule="auto"/>
-        <w:rPr>
-          <w:rFonts w:ascii="Georgia" w:hAnsi="Georgia"/>
-          <w:b/>
-          <w:smallCaps/>
-          <w:spacing w:val="-6"/>
-          <w:sz w:val="22"/>
-          <w:szCs w:val="32"/>
-        </w:rPr>
-      </w:pPr>
-      <w:r>
-        <w:rPr>
-          <w:rFonts w:ascii="Georgia" w:hAnsi="Georgia"/>
-          <w:b/>
-          <w:smallCaps/>
-          <w:spacing w:val="-6"/>
-          <w:sz w:val="22"/>
-          <w:szCs w:val="32"/>
-        </w:rPr>
-        <w:t>Open-Source Contributions</w:t>
-      </w:r>
-    </w:p>
-    <w:p>
-      <w:pPr>
-        <w:tabs>
-          <w:tab w:val="left" w:pos="720"/>
-          <w:tab w:val="left" w:pos="1440"/>
-          <w:tab w:val="right" w:pos="10080"/>
-        </w:tabs>
-        <w:spacing w:line="276" w:lineRule="auto"/>
-        <w:rPr>
-          <w:rFonts w:ascii="Georgia" w:eastAsia="Batang" w:hAnsi="Georgia"/>
-          <w:iCs/>
-          <w:spacing w:val="-6"/>
-          <w:sz w:val="21"/>
-          <w:szCs w:val="28"/>
-        </w:rPr>
-      </w:pPr>
-      <w:r>
-        <w:rPr>
-          <w:rFonts w:ascii="Georgia" w:eastAsia="Batang" w:hAnsi="Georgia"/>
-          <w:iCs/>
-          <w:spacing w:val="-6"/>
-          <w:sz w:val="21"/>
-          <w:szCs w:val="28"/>
-        </w:rPr>
-        <w:t>Caduceus</w:t>
-      </w:r>
-      <w:r>
-        <w:rPr>
-          <w:rFonts w:ascii="Georgia" w:eastAsia="Batang" w:hAnsi="Georgia"/>
-          <w:iCs/>
-          <w:spacing w:val="-6"/>
-          <w:sz w:val="21"/>
-          <w:szCs w:val="28"/>
-        </w:rPr>
-        <w:tab/>
-      </w:r>
-      <w:r>
-        <w:rPr>
-          <w:rFonts w:ascii="Georgia" w:eastAsia="Batang" w:hAnsi="Georgia"/>
-          <w:iCs/>
-          <w:spacing w:val="-6"/>
-          <w:sz w:val="21"/>
-          <w:szCs w:val="28"/>
-        </w:rPr>
-        <w:tab/>
+        <w:ind w:left="540"/>
+        <w:rPr>
+          <w:rFonts w:ascii="Georgia" w:eastAsia="Batang" w:hAnsi="Georgia"/>
+          <w:i/>
+          <w:spacing w:val="-6"/>
+          <w:sz w:val="21"/>
+          <w:szCs w:val="28"/>
+        </w:rPr>
+      </w:pPr>
+      <w:r>
+        <w:rPr>
+          <w:rFonts w:ascii="Georgia" w:eastAsia="Batang" w:hAnsi="Georgia"/>
+          <w:iCs/>
+          <w:spacing w:val="-6"/>
+          <w:sz w:val="21"/>
+          <w:szCs w:val="28"/>
+        </w:rPr>
+        <w:t>Presented “Alleviating Noisy Data in Image Captioning with Cooperative Distillation”</w:t>
+      </w:r>
+      <w:r>
+        <w:rPr>
+          <w:rFonts w:ascii="Georgia" w:eastAsia="Batang" w:hAnsi="Georgia"/>
+          <w:iCs/>
+          <w:spacing w:val="-6"/>
+          <w:sz w:val="21"/>
+          <w:szCs w:val="28"/>
+        </w:rPr>
+        <w:t xml:space="preserve"> (</w:t>
       </w:r>
       <w:hyperlink r:id="rId41" w:history="1">
         <w:r>
@@ -7226,42 +7113,36 @@
             <w:sz w:val="21"/>
             <w:szCs w:val="28"/>
           </w:rPr>
-          <w:t>Github.com</w:t>
+          <w:t>video</w:t>
         </w:r>
       </w:hyperlink>
-    </w:p>
-    <w:p>
-      <w:pPr>
-        <w:pStyle w:val="ListParagraph"/>
-        <w:numPr>
-          <w:ilvl w:val="0"/>
-          <w:numId w:val="21"/>
-        </w:numPr>
+      <w:r>
+        <w:rPr>
+          <w:rFonts w:ascii="Georgia" w:eastAsia="Batang" w:hAnsi="Georgia"/>
+          <w:iCs/>
+          <w:spacing w:val="-6"/>
+          <w:sz w:val="21"/>
+          <w:szCs w:val="28"/>
+        </w:rPr>
+        <w:t>)</w:t>
+      </w:r>
+    </w:p>
+    <w:p>
+      <w:pPr>
         <w:tabs>
           <w:tab w:val="left" w:pos="720"/>
           <w:tab w:val="left" w:pos="1440"/>
           <w:tab w:val="right" w:pos="10080"/>
         </w:tabs>
         <w:spacing w:line="276" w:lineRule="auto"/>
-        <w:ind w:left="540"/>
-        <w:rPr>
-          <w:rFonts w:ascii="Georgia" w:eastAsia="Batang" w:hAnsi="Georgia"/>
-          <w:i/>
-          <w:spacing w:val="-6"/>
-          <w:sz w:val="21"/>
-          <w:szCs w:val="28"/>
-        </w:rPr>
-      </w:pPr>
-      <w:r>
-        <w:rPr>
-          <w:rFonts w:ascii="Georgia" w:eastAsia="Batang" w:hAnsi="Georgia"/>
-          <w:iCs/>
-          <w:spacing w:val="-6"/>
-          <w:sz w:val="21"/>
-          <w:szCs w:val="28"/>
-        </w:rPr>
-        <w:t>Authored codebase for long-range DNA sequence modeling using newly proposed Caduceus model.</w:t>
-      </w:r>
+        <w:rPr>
+          <w:rFonts w:ascii="Georgia" w:eastAsia="Batang" w:hAnsi="Georgia"/>
+          <w:iCs/>
+          <w:spacing w:val="-6"/>
+          <w:sz w:val="16"/>
+          <w:szCs w:val="16"/>
+        </w:rPr>
+      </w:pPr>
     </w:p>
     <w:p>
       <w:pPr>
@@ -7272,13 +7153,25 @@
         </w:tabs>
         <w:spacing w:line="276" w:lineRule="auto"/>
         <w:rPr>
-          <w:rFonts w:ascii="Georgia" w:eastAsia="Batang" w:hAnsi="Georgia"/>
-          <w:iCs/>
-          <w:spacing w:val="-6"/>
-          <w:sz w:val="21"/>
-          <w:szCs w:val="28"/>
-        </w:rPr>
-      </w:pPr>
+          <w:rFonts w:ascii="Georgia" w:hAnsi="Georgia"/>
+          <w:b/>
+          <w:smallCaps/>
+          <w:spacing w:val="-6"/>
+          <w:sz w:val="22"/>
+          <w:szCs w:val="32"/>
+        </w:rPr>
+      </w:pPr>
+      <w:r>
+        <w:rPr>
+          <w:rFonts w:ascii="Georgia" w:hAnsi="Georgia"/>
+          <w:b/>
+          <w:smallCaps/>
+          <w:spacing w:val="-6"/>
+          <w:sz w:val="22"/>
+          <w:szCs w:val="32"/>
+        </w:rPr>
+        <w:t>Open-Source Contributions</w:t>
+      </w:r>
     </w:p>
     <w:p>
       <w:pPr>
@@ -7304,7 +7197,7 @@
           <w:sz w:val="21"/>
           <w:szCs w:val="28"/>
         </w:rPr>
-        <w:t>swirl-dynamics</w:t>
+        <w:t>Caduceus</w:t>
       </w:r>
       <w:r>
         <w:rPr>
@@ -7370,7 +7263,7 @@
           <w:sz w:val="21"/>
           <w:szCs w:val="28"/>
         </w:rPr>
-        <w:t>Added a project for modeling dynamical systems using a regularized objective that aims to preserve systems’ invariant measures</w:t>
+        <w:t>Authored codebase for long-range DNA sequence modeling using newly proposed Caduceus model.</w:t>
       </w:r>
     </w:p>
     <w:p>
@@ -7414,17 +7307,17 @@
           <w:sz w:val="21"/>
           <w:szCs w:val="28"/>
         </w:rPr>
-        <w:t xml:space="preserve">SPIN: </w:t>
-      </w:r>
-      <w:r>
-        <w:rPr>
-          <w:rFonts w:ascii="Georgia" w:eastAsia="Batang" w:hAnsi="Georgia"/>
-          <w:iCs/>
-          <w:spacing w:val="-6"/>
-          <w:sz w:val="21"/>
-          <w:szCs w:val="28"/>
-        </w:rPr>
-        <w:t>Semi-Parametric Inducing Point Networks and Neural Process</w:t>
+        <w:t>swirl-dynamics</w:t>
+      </w:r>
+      <w:r>
+        <w:rPr>
+          <w:rFonts w:ascii="Georgia" w:eastAsia="Batang" w:hAnsi="Georgia"/>
+          <w:iCs/>
+          <w:spacing w:val="-6"/>
+          <w:sz w:val="21"/>
+          <w:szCs w:val="28"/>
+        </w:rPr>
+        <w:tab/>
       </w:r>
       <w:r>
         <w:rPr>
@@ -7480,17 +7373,7 @@
           <w:sz w:val="21"/>
           <w:szCs w:val="28"/>
         </w:rPr>
-        <w:t xml:space="preserve">Implemented Inducing Point Neural Processes and wrote code for training and </w:t>
-      </w:r>
-      <w:r>
-        <w:rPr>
-          <w:rFonts w:ascii="Georgia" w:eastAsia="Batang" w:hAnsi="Georgia"/>
-          <w:iCs/>
-          <w:spacing w:val="-6"/>
-          <w:sz w:val="21"/>
-          <w:szCs w:val="28"/>
-        </w:rPr>
-        <w:t>evaluation</w:t>
+        <w:t>Added a project for modeling dynamical systems using a regularized objective that aims to preserve systems’ invariant measures</w:t>
       </w:r>
     </w:p>
     <w:p>
@@ -7534,17 +7417,17 @@
           <w:sz w:val="21"/>
           <w:szCs w:val="28"/>
         </w:rPr>
-        <w:t xml:space="preserve">TabFormer: </w:t>
-      </w:r>
-      <w:r>
-        <w:rPr>
-          <w:rFonts w:ascii="Georgia" w:eastAsia="Batang" w:hAnsi="Georgia"/>
-          <w:iCs/>
-          <w:spacing w:val="-6"/>
-          <w:sz w:val="21"/>
-          <w:szCs w:val="28"/>
-        </w:rPr>
-        <w:t>Tabular Transformers for Modeling Multivariate Time Series</w:t>
+        <w:t xml:space="preserve">SPIN: </w:t>
+      </w:r>
+      <w:r>
+        <w:rPr>
+          <w:rFonts w:ascii="Georgia" w:eastAsia="Batang" w:hAnsi="Georgia"/>
+          <w:iCs/>
+          <w:spacing w:val="-6"/>
+          <w:sz w:val="21"/>
+          <w:szCs w:val="28"/>
+        </w:rPr>
+        <w:t>Semi-Parametric Inducing Point Networks and Neural Process</w:t>
       </w:r>
       <w:r>
         <w:rPr>
@@ -7600,77 +7483,17 @@
           <w:sz w:val="21"/>
           <w:szCs w:val="28"/>
         </w:rPr>
-        <w:t xml:space="preserve">Wrote code for training and evaluating GPT-like models on tabular data </w:t>
-      </w:r>
-      <w:r>
-        <w:rPr>
-          <w:rFonts w:ascii="Georgia" w:eastAsia="Batang" w:hAnsi="Georgia"/>
-          <w:iCs/>
-          <w:spacing w:val="-6"/>
-          <w:sz w:val="21"/>
-          <w:szCs w:val="28"/>
-        </w:rPr>
-        <w:t>to</w:t>
-      </w:r>
-      <w:r>
-        <w:rPr>
-          <w:rFonts w:ascii="Georgia" w:eastAsia="Batang" w:hAnsi="Georgia"/>
-          <w:iCs/>
-          <w:spacing w:val="-6"/>
-          <w:sz w:val="21"/>
-          <w:szCs w:val="28"/>
-        </w:rPr>
-        <w:t xml:space="preserve"> generate new, synthetic data </w:t>
-      </w:r>
-      <w:r>
-        <w:rPr>
-          <w:rFonts w:ascii="Georgia" w:eastAsia="Batang" w:hAnsi="Georgia"/>
-          <w:iCs/>
-          <w:spacing w:val="-6"/>
-          <w:sz w:val="21"/>
-          <w:szCs w:val="28"/>
-        </w:rPr>
-        <w:t xml:space="preserve">that </w:t>
-      </w:r>
-      <w:r>
-        <w:rPr>
-          <w:rFonts w:ascii="Georgia" w:eastAsia="Batang" w:hAnsi="Georgia"/>
-          <w:iCs/>
-          <w:spacing w:val="-6"/>
-          <w:sz w:val="21"/>
-          <w:szCs w:val="28"/>
-        </w:rPr>
-        <w:t>matche</w:t>
-      </w:r>
-      <w:r>
-        <w:rPr>
-          <w:rFonts w:ascii="Georgia" w:eastAsia="Batang" w:hAnsi="Georgia"/>
-          <w:iCs/>
-          <w:spacing w:val="-6"/>
-          <w:sz w:val="21"/>
-          <w:szCs w:val="28"/>
-        </w:rPr>
-        <w:t>s</w:t>
-      </w:r>
-      <w:r>
-        <w:rPr>
-          <w:rFonts w:ascii="Georgia" w:eastAsia="Batang" w:hAnsi="Georgia"/>
-          <w:iCs/>
-          <w:spacing w:val="-6"/>
-          <w:sz w:val="21"/>
-          <w:szCs w:val="28"/>
-        </w:rPr>
-        <w:t xml:space="preserve"> the underlying distributions of the real table</w:t>
-      </w:r>
-      <w:r>
-        <w:rPr>
-          <w:rFonts w:ascii="Georgia" w:eastAsia="Batang" w:hAnsi="Georgia"/>
-          <w:iCs/>
-          <w:spacing w:val="-6"/>
-          <w:sz w:val="21"/>
-          <w:szCs w:val="28"/>
-        </w:rPr>
-        <w:t xml:space="preserve"> variables</w:t>
+        <w:t xml:space="preserve">Implemented Inducing Point Neural Processes and wrote code for training and </w:t>
+      </w:r>
+      <w:r>
+        <w:rPr>
+          <w:rFonts w:ascii="Georgia" w:eastAsia="Batang" w:hAnsi="Georgia"/>
+          <w:iCs/>
+          <w:spacing w:val="-6"/>
+          <w:sz w:val="21"/>
+          <w:szCs w:val="28"/>
+        </w:rPr>
+        <w:t>evaluation</w:t>
       </w:r>
     </w:p>
     <w:p>
@@ -7685,6 +7508,186 @@
           <w:rFonts w:ascii="Georgia" w:eastAsia="Batang" w:hAnsi="Georgia"/>
           <w:iCs/>
           <w:spacing w:val="-6"/>
+          <w:sz w:val="21"/>
+          <w:szCs w:val="28"/>
+        </w:rPr>
+      </w:pPr>
+    </w:p>
+    <w:p>
+      <w:pPr>
+        <w:tabs>
+          <w:tab w:val="left" w:pos="720"/>
+          <w:tab w:val="left" w:pos="1440"/>
+          <w:tab w:val="right" w:pos="10080"/>
+        </w:tabs>
+        <w:spacing w:line="276" w:lineRule="auto"/>
+        <w:rPr>
+          <w:rFonts w:ascii="Georgia" w:eastAsia="Batang" w:hAnsi="Georgia"/>
+          <w:iCs/>
+          <w:spacing w:val="-6"/>
+          <w:sz w:val="21"/>
+          <w:szCs w:val="28"/>
+        </w:rPr>
+      </w:pPr>
+      <w:r>
+        <w:rPr>
+          <w:rFonts w:ascii="Georgia" w:eastAsia="Batang" w:hAnsi="Georgia"/>
+          <w:iCs/>
+          <w:spacing w:val="-6"/>
+          <w:sz w:val="21"/>
+          <w:szCs w:val="28"/>
+        </w:rPr>
+        <w:t xml:space="preserve">TabFormer: </w:t>
+      </w:r>
+      <w:r>
+        <w:rPr>
+          <w:rFonts w:ascii="Georgia" w:eastAsia="Batang" w:hAnsi="Georgia"/>
+          <w:iCs/>
+          <w:spacing w:val="-6"/>
+          <w:sz w:val="21"/>
+          <w:szCs w:val="28"/>
+        </w:rPr>
+        <w:t>Tabular Transformers for Modeling Multivariate Time Series</w:t>
+      </w:r>
+      <w:r>
+        <w:rPr>
+          <w:rFonts w:ascii="Georgia" w:eastAsia="Batang" w:hAnsi="Georgia"/>
+          <w:iCs/>
+          <w:spacing w:val="-6"/>
+          <w:sz w:val="21"/>
+          <w:szCs w:val="28"/>
+        </w:rPr>
+        <w:tab/>
+      </w:r>
+      <w:hyperlink r:id="rId45" w:history="1">
+        <w:r>
+          <w:rPr>
+            <w:rStyle w:val="Hyperlink"/>
+            <w:rFonts w:ascii="Georgia" w:eastAsia="Batang" w:hAnsi="Georgia"/>
+            <w:iCs/>
+            <w:spacing w:val="-6"/>
+            <w:sz w:val="21"/>
+            <w:szCs w:val="28"/>
+          </w:rPr>
+          <w:t>Github.com</w:t>
+        </w:r>
+      </w:hyperlink>
+    </w:p>
+    <w:p>
+      <w:pPr>
+        <w:pStyle w:val="ListParagraph"/>
+        <w:numPr>
+          <w:ilvl w:val="0"/>
+          <w:numId w:val="21"/>
+        </w:numPr>
+        <w:tabs>
+          <w:tab w:val="left" w:pos="720"/>
+          <w:tab w:val="left" w:pos="1440"/>
+          <w:tab w:val="right" w:pos="10080"/>
+        </w:tabs>
+        <w:spacing w:line="276" w:lineRule="auto"/>
+        <w:ind w:left="540"/>
+        <w:rPr>
+          <w:rFonts w:ascii="Georgia" w:eastAsia="Batang" w:hAnsi="Georgia"/>
+          <w:i/>
+          <w:spacing w:val="-6"/>
+          <w:sz w:val="21"/>
+          <w:szCs w:val="28"/>
+        </w:rPr>
+      </w:pPr>
+      <w:r>
+        <w:rPr>
+          <w:rFonts w:ascii="Georgia" w:eastAsia="Batang" w:hAnsi="Georgia"/>
+          <w:iCs/>
+          <w:spacing w:val="-6"/>
+          <w:sz w:val="21"/>
+          <w:szCs w:val="28"/>
+        </w:rPr>
+        <w:t xml:space="preserve">Wrote code for training and evaluating GPT-like models on tabular data </w:t>
+      </w:r>
+      <w:r>
+        <w:rPr>
+          <w:rFonts w:ascii="Georgia" w:eastAsia="Batang" w:hAnsi="Georgia"/>
+          <w:iCs/>
+          <w:spacing w:val="-6"/>
+          <w:sz w:val="21"/>
+          <w:szCs w:val="28"/>
+        </w:rPr>
+        <w:t>to</w:t>
+      </w:r>
+      <w:r>
+        <w:rPr>
+          <w:rFonts w:ascii="Georgia" w:eastAsia="Batang" w:hAnsi="Georgia"/>
+          <w:iCs/>
+          <w:spacing w:val="-6"/>
+          <w:sz w:val="21"/>
+          <w:szCs w:val="28"/>
+        </w:rPr>
+        <w:t xml:space="preserve"> generate new, synthetic data </w:t>
+      </w:r>
+      <w:r>
+        <w:rPr>
+          <w:rFonts w:ascii="Georgia" w:eastAsia="Batang" w:hAnsi="Georgia"/>
+          <w:iCs/>
+          <w:spacing w:val="-6"/>
+          <w:sz w:val="21"/>
+          <w:szCs w:val="28"/>
+        </w:rPr>
+        <w:t xml:space="preserve">that </w:t>
+      </w:r>
+      <w:r>
+        <w:rPr>
+          <w:rFonts w:ascii="Georgia" w:eastAsia="Batang" w:hAnsi="Georgia"/>
+          <w:iCs/>
+          <w:spacing w:val="-6"/>
+          <w:sz w:val="21"/>
+          <w:szCs w:val="28"/>
+        </w:rPr>
+        <w:t>matche</w:t>
+      </w:r>
+      <w:r>
+        <w:rPr>
+          <w:rFonts w:ascii="Georgia" w:eastAsia="Batang" w:hAnsi="Georgia"/>
+          <w:iCs/>
+          <w:spacing w:val="-6"/>
+          <w:sz w:val="21"/>
+          <w:szCs w:val="28"/>
+        </w:rPr>
+        <w:t>s</w:t>
+      </w:r>
+      <w:r>
+        <w:rPr>
+          <w:rFonts w:ascii="Georgia" w:eastAsia="Batang" w:hAnsi="Georgia"/>
+          <w:iCs/>
+          <w:spacing w:val="-6"/>
+          <w:sz w:val="21"/>
+          <w:szCs w:val="28"/>
+        </w:rPr>
+        <w:t xml:space="preserve"> the underlying distributions of the real table</w:t>
+      </w:r>
+      <w:r>
+        <w:rPr>
+          <w:rFonts w:ascii="Georgia" w:eastAsia="Batang" w:hAnsi="Georgia"/>
+          <w:iCs/>
+          <w:spacing w:val="-6"/>
+          <w:sz w:val="21"/>
+          <w:szCs w:val="28"/>
+        </w:rPr>
+        <w:t xml:space="preserve"> variables</w:t>
+      </w:r>
+    </w:p>
+    <w:p>
+      <w:pPr>
+        <w:tabs>
+          <w:tab w:val="left" w:pos="720"/>
+          <w:tab w:val="left" w:pos="1440"/>
+          <w:tab w:val="right" w:pos="10080"/>
+        </w:tabs>
+        <w:spacing w:line="276" w:lineRule="auto"/>
+        <w:rPr>
+          <w:rFonts w:ascii="Georgia" w:eastAsia="Batang" w:hAnsi="Georgia"/>
+          <w:iCs/>
+          <w:spacing w:val="-6"/>
           <w:sz w:val="15"/>
           <w:szCs w:val="15"/>
         </w:rPr>
@@ -7746,7 +7749,7 @@
         </w:rPr>
         <w:tab/>
       </w:r>
-      <w:hyperlink r:id="rId45" w:history="1">
+      <w:hyperlink r:id="rId46" w:history="1">
         <w:r>
           <w:rPr>
             <w:rStyle w:val="Hyperlink"/>
@@ -8112,7 +8115,7 @@
                     <pic:cNvPicPr/>
                   </pic:nvPicPr>
                   <pic:blipFill>
-                    <a:blip r:embed="rId46" cstate="print">
+                    <a:blip r:embed="rId47" cstate="print">
                       <a:alphaModFix amt="67000"/>
                       <a:duotone>
                         <a:schemeClr val="accent1">
@@ -8124,7 +8127,7 @@
                       <a:extLst>
                         <a:ext uri="{BEBA8EAE-BF5A-486C-A8C5-ECC9F3942E4B}">
                           <a14:imgProps xmlns:a14="http://schemas.microsoft.com/office/drawing/2010/main">
-                            <a14:imgLayer r:embed="rId47">
+                            <a14:imgLayer r:embed="rId48">
                               <a14:imgEffect>
                                 <a14:sharpenSoften amount="-50000"/>
                               </a14:imgEffect>
@@ -9372,7 +9375,7 @@
                     </pic:cNvPicPr>
                   </pic:nvPicPr>
                   <pic:blipFill>
-                    <a:blip r:embed="rId48" cstate="print">
+                    <a:blip r:embed="rId49" cstate="print">
                       <a:duotone>
                         <a:schemeClr val="accent1">
                           <a:shade val="45000"/>
@@ -9384,7 +9387,7 @@
                       <a:extLst>
                         <a:ext uri="{BEBA8EAE-BF5A-486C-A8C5-ECC9F3942E4B}">
                           <a14:imgProps xmlns:a14="http://schemas.microsoft.com/office/drawing/2010/main">
-                            <a14:imgLayer r:embed="rId49">
+                            <a14:imgLayer r:embed="rId50">
                               <a14:imgEffect>
                                 <a14:sharpenSoften amount="-50000"/>
                               </a14:imgEffect>
@@ -10087,7 +10090,7 @@
                     <pic:cNvPicPr/>
                   </pic:nvPicPr>
                   <pic:blipFill>
-                    <a:blip r:embed="rId50" cstate="print">
+                    <a:blip r:embed="rId51" cstate="print">
                       <a:duotone>
                         <a:schemeClr val="accent1">
                           <a:shade val="45000"/>
@@ -10099,7 +10102,7 @@
                       <a:extLst>
                         <a:ext uri="{BEBA8EAE-BF5A-486C-A8C5-ECC9F3942E4B}">
                           <a14:imgProps xmlns:a14="http://schemas.microsoft.com/office/drawing/2010/main">
-                            <a14:imgLayer r:embed="rId51">
+                            <a14:imgLayer r:embed="rId52">
                               <a14:imgEffect>
                                 <a14:sharpenSoften amount="-50000"/>
                               </a14:imgEffect>
